--- a/projects/valuepickr-open-screen/docs/KP Energy.docx
+++ b/projects/valuepickr-open-screen/docs/KP Energy.docx
@@ -286,7 +286,7 @@
         <w:spacing w:after="120" w:before="280"/>
       </w:pPr>
       <w:r>
-        <w:t xml:space="preserve">Ishmohit-Lens Checks (value chain · earnings quality · growth trajectory · management · global-signal check)</w:t>
+        <w:t xml:space="preserve">Guidance &amp; Expectation Gap</w:t>
       </w:r>
     </w:p>
     <w:p>
@@ -301,7 +301,7 @@
           <w:sz w:val="18"/>
           <w:szCs w:val="18"/>
         </w:rPr>
-        <w:t xml:space="preserve">Extra checks drawn from @ishmohit1 / SOIC methodology (playbook/ishmohit-soic-style.md): where the company sits in its value chain and what the supply side is doing, whether a margin/PAT inflection is structural or a cyclical peak, the rate-of-change of growth vs. what the multiple demands, and management quality as a positive attribute.</w:t>
+        <w:t xml:space="preserve">Management guidance decoded into commitments, graded on the expectation → action → operational → commercial → financial ladder, then compared to what the current price appears to assume. Method: playbook/guidance-and-expectation-gap.md.</w:t>
       </w:r>
     </w:p>
     <w:p>
@@ -315,7 +315,7 @@
           <w:sz w:val="20"/>
           <w:szCs w:val="20"/>
         </w:rPr>
-        <w:t xml:space="preserve">Value chain &amp; supply side:</w:t>
+        <w:t xml:space="preserve">Market expectation vs. our path:</w:t>
       </w:r>
     </w:p>
     <w:tbl>
@@ -346,125 +346,287 @@
                 <w:b/>
                 <w:bCs/>
               </w:rPr>
-              <w:t xml:space="preserve">Theme</w:t>
-            </w:r>
-          </w:p>
-        </w:tc>
-        <w:tc>
-          <w:tcPr>
-            <w:tcW w:type="dxa" w:w="5800"/>
-          </w:tcPr>
-          <w:p>
-            <w:r>
-              <w:t xml:space="preserve">Wind power - balance-of-plant / EPC + small IPP</w:t>
-            </w:r>
-          </w:p>
-        </w:tc>
-      </w:tr>
-      <w:tr>
-        <w:tc>
-          <w:tcPr>
-            <w:tcW w:type="dxa" w:w="3200"/>
-            <w:shd w:fill="F2F2F2" w:val="clear"/>
-          </w:tcPr>
-          <w:p>
-            <w:r>
-              <w:rPr>
-                <w:b/>
-                <w:bCs/>
-              </w:rPr>
-              <w:t xml:space="preserve">This company's position</w:t>
-            </w:r>
-          </w:p>
-        </w:tc>
-        <w:tc>
-          <w:tcPr>
-            <w:tcW w:type="dxa" w:w="5800"/>
-          </w:tcPr>
-          <w:p>
-            <w:r>
-              <w:t xml:space="preserve">Wind-site development, EPCC and balance-of-plant contractor (does not supply the turbines - customers order WTGs directly); also a ~48.5 MW wind+solar IPP</w:t>
-            </w:r>
-          </w:p>
-        </w:tc>
-      </w:tr>
-      <w:tr>
-        <w:tc>
-          <w:tcPr>
-            <w:tcW w:type="dxa" w:w="3200"/>
-            <w:shd w:fill="F2F2F2" w:val="clear"/>
-          </w:tcPr>
-          <w:p>
-            <w:r>
-              <w:rPr>
-                <w:b/>
-                <w:bCs/>
-              </w:rPr>
-              <w:t xml:space="preserve">Bottleneck node (pricing power)</w:t>
-            </w:r>
-          </w:p>
-        </w:tc>
-        <w:tc>
-          <w:tcPr>
-            <w:tcW w:type="dxa" w:w="5800"/>
-          </w:tcPr>
-          <w:p>
-            <w:r>
-              <w:t xml:space="preserve">Wind-site pipeline (land, permits, evacuation) and execution bandwidth; turbine supply and financing sit with the customer</w:t>
-            </w:r>
-          </w:p>
-        </w:tc>
-      </w:tr>
-      <w:tr>
-        <w:tc>
-          <w:tcPr>
-            <w:tcW w:type="dxa" w:w="3200"/>
-            <w:shd w:fill="F2F2F2" w:val="clear"/>
-          </w:tcPr>
-          <w:p>
-            <w:r>
-              <w:rPr>
-                <w:b/>
-                <w:bCs/>
-              </w:rPr>
-              <w:t xml:space="preserve">Supply-side status</w:t>
-            </w:r>
-          </w:p>
-        </w:tc>
-        <w:tc>
-          <w:tcPr>
-            <w:tcW w:type="dxa" w:w="5800"/>
-          </w:tcPr>
-          <w:p>
-            <w:r>
-              <w:t xml:space="preserve">balanced</w:t>
-            </w:r>
-          </w:p>
-        </w:tc>
-      </w:tr>
-      <w:tr>
-        <w:tc>
-          <w:tcPr>
-            <w:tcW w:type="dxa" w:w="3200"/>
-            <w:shd w:fill="F2F2F2" w:val="clear"/>
-          </w:tcPr>
-          <w:p>
-            <w:r>
-              <w:rPr>
-                <w:b/>
-                <w:bCs/>
-              </w:rPr>
-              <w:t xml:space="preserve">Adjacent-node peers</w:t>
-            </w:r>
-          </w:p>
-        </w:tc>
-        <w:tc>
-          <w:tcPr>
-            <w:tcW w:type="dxa" w:w="5800"/>
-          </w:tcPr>
-          <w:p>
-            <w:r>
-              <w:t xml:space="preserve">Suzlon Energy, Inox Wind / Inox Wind Energy, Sanghvi Movers (wind logistics), KPI Green Energy (group)</w:t>
+              <w:t xml:space="preserve">As of</w:t>
+            </w:r>
+          </w:p>
+        </w:tc>
+        <w:tc>
+          <w:tcPr>
+            <w:tcW w:type="dxa" w:w="5800"/>
+          </w:tcPr>
+          <w:p>
+            <w:r>
+              <w:t xml:space="preserve">2026-09-09</w:t>
+            </w:r>
+          </w:p>
+        </w:tc>
+      </w:tr>
+      <w:tr>
+        <w:tc>
+          <w:tcPr>
+            <w:tcW w:type="dxa" w:w="3200"/>
+            <w:shd w:fill="F2F2F2" w:val="clear"/>
+          </w:tcPr>
+          <w:p>
+            <w:r>
+              <w:rPr>
+                <w:b/>
+                <w:bCs/>
+              </w:rPr>
+              <w:t xml:space="preserve">Price / multiple</w:t>
+            </w:r>
+          </w:p>
+        </w:tc>
+        <w:tc>
+          <w:tcPr>
+            <w:tcW w:type="dxa" w:w="5800"/>
+          </w:tcPr>
+          <w:p>
+            <w:r>
+              <w:t xml:space="preserve">Rs 233 · 8.66x P/E</w:t>
+            </w:r>
+          </w:p>
+        </w:tc>
+      </w:tr>
+      <w:tr>
+        <w:tc>
+          <w:tcPr>
+            <w:tcW w:type="dxa" w:w="3200"/>
+            <w:shd w:fill="F2F2F2" w:val="clear"/>
+          </w:tcPr>
+          <w:p>
+            <w:r>
+              <w:rPr>
+                <w:b/>
+                <w:bCs/>
+              </w:rPr>
+              <w:t xml:space="preserve">Right valuation lens</w:t>
+            </w:r>
+          </w:p>
+        </w:tc>
+        <w:tc>
+          <w:tcPr>
+            <w:tcW w:type="dxa" w:w="5800"/>
+          </w:tcPr>
+          <w:p>
+            <w:r>
+              <w:t xml:space="preserve">P/E</w:t>
+            </w:r>
+          </w:p>
+        </w:tc>
+      </w:tr>
+      <w:tr>
+        <w:tc>
+          <w:tcPr>
+            <w:tcW w:type="dxa" w:w="3200"/>
+            <w:shd w:fill="F2F2F2" w:val="clear"/>
+          </w:tcPr>
+          <w:p>
+            <w:r>
+              <w:rPr>
+                <w:b/>
+                <w:bCs/>
+              </w:rPr>
+              <w:t xml:space="preserve">Price implies</w:t>
+            </w:r>
+          </w:p>
+        </w:tc>
+        <w:tc>
+          <w:tcPr>
+            <w:tcW w:type="dxa" w:w="5800"/>
+          </w:tcPr>
+          <w:p>
+            <w:r>
+              <w:t xml:space="preserve">~9x trailing P/E prices a sharp slowdown / execution risk; even 10-15% EPS CAGR would justify a materially higher multiple for a 39% ROCE business</w:t>
+            </w:r>
+          </w:p>
+        </w:tc>
+      </w:tr>
+      <w:tr>
+        <w:tc>
+          <w:tcPr>
+            <w:tcW w:type="dxa" w:w="3200"/>
+            <w:shd w:fill="F2F2F2" w:val="clear"/>
+          </w:tcPr>
+          <w:p>
+            <w:r>
+              <w:rPr>
+                <w:b/>
+                <w:bCs/>
+              </w:rPr>
+              <w:t xml:space="preserve">Our FY27</w:t>
+            </w:r>
+          </w:p>
+        </w:tc>
+        <w:tc>
+          <w:tcPr>
+            <w:tcW w:type="dxa" w:w="5800"/>
+          </w:tcPr>
+          <w:p>
+            <w:r>
+              <w:t xml:space="preserve">revenue +25-40% on the wind-EPC order book + rising IPP/O&amp;M annuity, OPM ~20-22%, PAT +25-30%</w:t>
+            </w:r>
+          </w:p>
+        </w:tc>
+      </w:tr>
+      <w:tr>
+        <w:tc>
+          <w:tcPr>
+            <w:tcW w:type="dxa" w:w="3200"/>
+            <w:shd w:fill="F2F2F2" w:val="clear"/>
+          </w:tcPr>
+          <w:p>
+            <w:r>
+              <w:rPr>
+                <w:b/>
+                <w:bCs/>
+              </w:rPr>
+              <w:t xml:space="preserve">Our FY28</w:t>
+            </w:r>
+          </w:p>
+        </w:tc>
+        <w:tc>
+          <w:tcPr>
+            <w:tcW w:type="dxa" w:w="5800"/>
+          </w:tcPr>
+          <w:p>
+            <w:r>
+              <w:t xml:space="preserve">annuity mix (owned wind + O&amp;M) lifts through-cycle quality; capex funding and receivables the watch items</w:t>
+            </w:r>
+          </w:p>
+        </w:tc>
+      </w:tr>
+      <w:tr>
+        <w:tc>
+          <w:tcPr>
+            <w:tcW w:type="dxa" w:w="3200"/>
+            <w:shd w:fill="F2F2F2" w:val="clear"/>
+          </w:tcPr>
+          <w:p>
+            <w:r>
+              <w:rPr>
+                <w:b/>
+                <w:bCs/>
+              </w:rPr>
+              <w:t xml:space="preserve">Gap direction</w:t>
+            </w:r>
+          </w:p>
+        </w:tc>
+        <w:tc>
+          <w:tcPr>
+            <w:tcW w:type="dxa" w:w="5800"/>
+          </w:tcPr>
+          <w:p>
+            <w:r>
+              <w:t xml:space="preserve">underestimated</w:t>
+            </w:r>
+          </w:p>
+        </w:tc>
+      </w:tr>
+      <w:tr>
+        <w:tc>
+          <w:tcPr>
+            <w:tcW w:type="dxa" w:w="3200"/>
+            <w:shd w:fill="F2F2F2" w:val="clear"/>
+          </w:tcPr>
+          <w:p>
+            <w:r>
+              <w:rPr>
+                <w:b/>
+                <w:bCs/>
+              </w:rPr>
+              <w:t xml:space="preserve">Gap type</w:t>
+            </w:r>
+          </w:p>
+        </w:tc>
+        <w:tc>
+          <w:tcPr>
+            <w:tcW w:type="dxa" w:w="5800"/>
+          </w:tcPr>
+          <w:p>
+            <w:r>
+              <w:t xml:space="preserve">duration</w:t>
+            </w:r>
+          </w:p>
+        </w:tc>
+      </w:tr>
+      <w:tr>
+        <w:tc>
+          <w:tcPr>
+            <w:tcW w:type="dxa" w:w="3200"/>
+            <w:shd w:fill="F2F2F2" w:val="clear"/>
+          </w:tcPr>
+          <w:p>
+            <w:r>
+              <w:rPr>
+                <w:b/>
+                <w:bCs/>
+              </w:rPr>
+              <w:t xml:space="preserve">Gap magnitude</w:t>
+            </w:r>
+          </w:p>
+        </w:tc>
+        <w:tc>
+          <w:tcPr>
+            <w:tcW w:type="dxa" w:w="5800"/>
+          </w:tcPr>
+          <w:p>
+            <w:r>
+              <w:t xml:space="preserve">25% (our FY28 PAT vs implied)</w:t>
+            </w:r>
+          </w:p>
+        </w:tc>
+      </w:tr>
+      <w:tr>
+        <w:tc>
+          <w:tcPr>
+            <w:tcW w:type="dxa" w:w="3200"/>
+            <w:shd w:fill="F2F2F2" w:val="clear"/>
+          </w:tcPr>
+          <w:p>
+            <w:r>
+              <w:rPr>
+                <w:b/>
+                <w:bCs/>
+              </w:rPr>
+              <w:t xml:space="preserve">Gap basis</w:t>
+            </w:r>
+          </w:p>
+        </w:tc>
+        <w:tc>
+          <w:tcPr>
+            <w:tcW w:type="dxa" w:w="5800"/>
+          </w:tcPr>
+          <w:p>
+            <w:r>
+              <w:t xml:space="preserve">39% ROCE, revenue up ~16x in 4 years, expanding into higher-quality IPP annuity - yet trades at ~9x earnings; the market treats it as a pure lumpy EPC contractor and discounts the annuity build.</w:t>
+            </w:r>
+          </w:p>
+        </w:tc>
+      </w:tr>
+      <w:tr>
+        <w:tc>
+          <w:tcPr>
+            <w:tcW w:type="dxa" w:w="3200"/>
+            <w:shd w:fill="F2F2F2" w:val="clear"/>
+          </w:tcPr>
+          <w:p>
+            <w:r>
+              <w:rPr>
+                <w:b/>
+                <w:bCs/>
+              </w:rPr>
+              <w:t xml:space="preserve">Evidence quality</w:t>
+            </w:r>
+          </w:p>
+        </w:tc>
+        <w:tc>
+          <w:tcPr>
+            <w:tcW w:type="dxa" w:w="5800"/>
+          </w:tcPr>
+          <w:p>
+            <w:r>
+              <w:t xml:space="preserve">weak</w:t>
             </w:r>
           </w:p>
         </w:tc>
@@ -476,16 +638,42 @@
       </w:pPr>
       <w:r>
         <w:rPr>
+          <w:i/>
+          <w:iCs/>
+          <w:color w:val="666666"/>
+          <w:sz w:val="16"/>
+          <w:szCs w:val="16"/>
+        </w:rPr>
+        <w:t xml:space="preserve">no broker consensus; implied path is a reverse-P/E estimate + screener.in forward figures + VP thread view</w:t>
+      </w:r>
+    </w:p>
+    <w:p>
+      <w:pPr>
+        <w:pStyle w:val="Heading1"/>
+        <w:spacing w:after="120" w:before="280"/>
+      </w:pPr>
+      <w:r>
+        <w:t xml:space="preserve">Ishmohit-Lens Checks (value chain · earnings quality · growth trajectory · management · quality metrics · track record · global-signal check)</w:t>
+      </w:r>
+    </w:p>
+    <w:p>
+      <w:pPr>
+        <w:spacing w:after="120"/>
+      </w:pPr>
+      <w:r>
+        <w:rPr>
+          <w:i/>
+          <w:iCs/>
           <w:color w:val="666666"/>
           <w:sz w:val="18"/>
           <w:szCs w:val="18"/>
         </w:rPr>
-        <w:t xml:space="preserve">India's wind build-out (RE targets, repowering, hybrid tenders) is a genuine multi-year tailwind. KP Energy's BoP/EPC niche is real, but its order book is materially tied to group company KPI Green, which caps the pricing power and the multiple the market will pay.</w:t>
-      </w:r>
-    </w:p>
-    <w:p>
-      <w:pPr>
-        <w:spacing w:after="60" w:before="120"/>
+        <w:t xml:space="preserve">Extra checks drawn from @ishmohit1 / SOIC methodology (playbook/ishmohit-soic-style.md): where the company sits in its value chain and what the supply side is doing, whether a margin/PAT inflection is structural or a cyclical peak, the rate-of-change of growth vs. what the multiple demands, and management quality as a positive attribute.</w:t>
+      </w:r>
+    </w:p>
+    <w:p>
+      <w:pPr>
+        <w:spacing w:after="120"/>
       </w:pPr>
       <w:r>
         <w:rPr>
@@ -494,56 +682,7 @@
           <w:sz w:val="20"/>
           <w:szCs w:val="20"/>
         </w:rPr>
-        <w:t xml:space="preserve">Growth trajectory: </w:t>
-      </w:r>
-      <w:r>
-        <w:rPr>
-          <w:b w:val="false"/>
-          <w:bCs w:val="false"/>
-          <w:sz w:val="20"/>
-          <w:szCs w:val="20"/>
-        </w:rPr>
-        <w:t xml:space="preserve">YoY growth rate is accelerating</w:t>
-      </w:r>
-    </w:p>
-    <w:p>
-      <w:pPr>
-        <w:spacing w:after="120"/>
-      </w:pPr>
-      <w:r>
-        <w:rPr>
-          <w:color w:val="666666"/>
-          <w:sz w:val="18"/>
-          <w:szCs w:val="18"/>
-        </w:rPr>
-        <w:t xml:space="preserve">FY25 ~Rs 940 Cr revenue / ~Rs 115 Cr PAT; FY26 ~Rs 1,505 Cr / ~Rs 181 Cr (+~60% / +~57%); Q4FY26 sales +58% YoY, PAT +72%, QoQ +83% / +93% - strong but lumpy on execution timing.</w:t>
-      </w:r>
-    </w:p>
-    <w:p>
-      <w:pPr>
-        <w:spacing w:after="120"/>
-      </w:pPr>
-      <w:r>
-        <w:rPr>
-          <w:color w:val="666666"/>
-          <w:sz w:val="18"/>
-          <w:szCs w:val="18"/>
-        </w:rPr>
-        <w:t xml:space="preserve">Reverse P/E: ~9x trailing with ~60% growth and a 2x-revenue order book is cheap on growth; the market is holding the multiple down for RPT dependence and the FY26 guidance miss, not for lack of growth.</w:t>
-      </w:r>
-    </w:p>
-    <w:p>
-      <w:pPr>
-        <w:spacing w:after="120"/>
-      </w:pPr>
-      <w:r>
-        <w:rPr>
-          <w:b/>
-          <w:bCs/>
-          <w:sz w:val="20"/>
-          <w:szCs w:val="20"/>
-        </w:rPr>
-        <w:t xml:space="preserve">Management quality (TVGP's "P"):</w:t>
+        <w:t xml:space="preserve">Value chain &amp; supply side:</w:t>
       </w:r>
     </w:p>
     <w:tbl>
@@ -574,6 +713,234 @@
                 <w:b/>
                 <w:bCs/>
               </w:rPr>
+              <w:t xml:space="preserve">Theme</w:t>
+            </w:r>
+          </w:p>
+        </w:tc>
+        <w:tc>
+          <w:tcPr>
+            <w:tcW w:type="dxa" w:w="5800"/>
+          </w:tcPr>
+          <w:p>
+            <w:r>
+              <w:t xml:space="preserve">Wind power - balance-of-plant / EPC + small IPP</w:t>
+            </w:r>
+          </w:p>
+        </w:tc>
+      </w:tr>
+      <w:tr>
+        <w:tc>
+          <w:tcPr>
+            <w:tcW w:type="dxa" w:w="3200"/>
+            <w:shd w:fill="F2F2F2" w:val="clear"/>
+          </w:tcPr>
+          <w:p>
+            <w:r>
+              <w:rPr>
+                <w:b/>
+                <w:bCs/>
+              </w:rPr>
+              <w:t xml:space="preserve">This company's position</w:t>
+            </w:r>
+          </w:p>
+        </w:tc>
+        <w:tc>
+          <w:tcPr>
+            <w:tcW w:type="dxa" w:w="5800"/>
+          </w:tcPr>
+          <w:p>
+            <w:r>
+              <w:t xml:space="preserve">Wind-site development, EPCC and balance-of-plant contractor (does not supply the turbines - customers order WTGs directly); also a ~48.5 MW wind+solar IPP</w:t>
+            </w:r>
+          </w:p>
+        </w:tc>
+      </w:tr>
+      <w:tr>
+        <w:tc>
+          <w:tcPr>
+            <w:tcW w:type="dxa" w:w="3200"/>
+            <w:shd w:fill="F2F2F2" w:val="clear"/>
+          </w:tcPr>
+          <w:p>
+            <w:r>
+              <w:rPr>
+                <w:b/>
+                <w:bCs/>
+              </w:rPr>
+              <w:t xml:space="preserve">Bottleneck node (pricing power)</w:t>
+            </w:r>
+          </w:p>
+        </w:tc>
+        <w:tc>
+          <w:tcPr>
+            <w:tcW w:type="dxa" w:w="5800"/>
+          </w:tcPr>
+          <w:p>
+            <w:r>
+              <w:t xml:space="preserve">Wind-site pipeline (land, permits, evacuation) and execution bandwidth; turbine supply and financing sit with the customer</w:t>
+            </w:r>
+          </w:p>
+        </w:tc>
+      </w:tr>
+      <w:tr>
+        <w:tc>
+          <w:tcPr>
+            <w:tcW w:type="dxa" w:w="3200"/>
+            <w:shd w:fill="F2F2F2" w:val="clear"/>
+          </w:tcPr>
+          <w:p>
+            <w:r>
+              <w:rPr>
+                <w:b/>
+                <w:bCs/>
+              </w:rPr>
+              <w:t xml:space="preserve">Supply-side status</w:t>
+            </w:r>
+          </w:p>
+        </w:tc>
+        <w:tc>
+          <w:tcPr>
+            <w:tcW w:type="dxa" w:w="5800"/>
+          </w:tcPr>
+          <w:p>
+            <w:r>
+              <w:t xml:space="preserve">balanced</w:t>
+            </w:r>
+          </w:p>
+        </w:tc>
+      </w:tr>
+      <w:tr>
+        <w:tc>
+          <w:tcPr>
+            <w:tcW w:type="dxa" w:w="3200"/>
+            <w:shd w:fill="F2F2F2" w:val="clear"/>
+          </w:tcPr>
+          <w:p>
+            <w:r>
+              <w:rPr>
+                <w:b/>
+                <w:bCs/>
+              </w:rPr>
+              <w:t xml:space="preserve">Adjacent-node peers</w:t>
+            </w:r>
+          </w:p>
+        </w:tc>
+        <w:tc>
+          <w:tcPr>
+            <w:tcW w:type="dxa" w:w="5800"/>
+          </w:tcPr>
+          <w:p>
+            <w:r>
+              <w:t xml:space="preserve">Suzlon Energy, Inox Wind / Inox Wind Energy, Sanghvi Movers (wind logistics), KPI Green Energy (group)</w:t>
+            </w:r>
+          </w:p>
+        </w:tc>
+      </w:tr>
+    </w:tbl>
+    <w:p>
+      <w:pPr>
+        <w:spacing w:after="120"/>
+      </w:pPr>
+      <w:r>
+        <w:rPr>
+          <w:color w:val="666666"/>
+          <w:sz w:val="18"/>
+          <w:szCs w:val="18"/>
+        </w:rPr>
+        <w:t xml:space="preserve">India's wind build-out (RE targets, repowering, hybrid tenders) is a genuine multi-year tailwind. KP Energy's BoP/EPC niche is real, but its order book is materially tied to group company KPI Green, which caps the pricing power and the multiple the market will pay.</w:t>
+      </w:r>
+    </w:p>
+    <w:p>
+      <w:pPr>
+        <w:spacing w:after="60" w:before="120"/>
+      </w:pPr>
+      <w:r>
+        <w:rPr>
+          <w:b/>
+          <w:bCs/>
+          <w:sz w:val="20"/>
+          <w:szCs w:val="20"/>
+        </w:rPr>
+        <w:t xml:space="preserve">Growth trajectory: </w:t>
+      </w:r>
+      <w:r>
+        <w:rPr>
+          <w:b w:val="false"/>
+          <w:bCs w:val="false"/>
+          <w:sz w:val="20"/>
+          <w:szCs w:val="20"/>
+        </w:rPr>
+        <w:t xml:space="preserve">YoY growth rate is accelerating</w:t>
+      </w:r>
+    </w:p>
+    <w:p>
+      <w:pPr>
+        <w:spacing w:after="120"/>
+      </w:pPr>
+      <w:r>
+        <w:rPr>
+          <w:color w:val="666666"/>
+          <w:sz w:val="18"/>
+          <w:szCs w:val="18"/>
+        </w:rPr>
+        <w:t xml:space="preserve">FY25 ~Rs 940 Cr revenue / ~Rs 115 Cr PAT; FY26 ~Rs 1,505 Cr / ~Rs 181 Cr (+~60% / +~57%); Q4FY26 sales +58% YoY, PAT +72%, QoQ +83% / +93% - strong but lumpy on execution timing.</w:t>
+      </w:r>
+    </w:p>
+    <w:p>
+      <w:pPr>
+        <w:spacing w:after="120"/>
+      </w:pPr>
+      <w:r>
+        <w:rPr>
+          <w:color w:val="666666"/>
+          <w:sz w:val="18"/>
+          <w:szCs w:val="18"/>
+        </w:rPr>
+        <w:t xml:space="preserve">Reverse P/E: ~9x trailing with ~60% growth and a 2x-revenue order book is cheap on growth; the market is holding the multiple down for RPT dependence and the FY26 guidance miss, not for lack of growth.</w:t>
+      </w:r>
+    </w:p>
+    <w:p>
+      <w:pPr>
+        <w:spacing w:after="120"/>
+      </w:pPr>
+      <w:r>
+        <w:rPr>
+          <w:b/>
+          <w:bCs/>
+          <w:sz w:val="20"/>
+          <w:szCs w:val="20"/>
+        </w:rPr>
+        <w:t xml:space="preserve">Management quality (TVGP's "P"):</w:t>
+      </w:r>
+    </w:p>
+    <w:tbl>
+      <w:tblPr>
+        <w:tblW w:type="dxa" w:w="9000"/>
+        <w:tblBorders>
+          <w:top w:val="single" w:color="auto" w:sz="4"/>
+          <w:left w:val="single" w:color="auto" w:sz="4"/>
+          <w:bottom w:val="single" w:color="auto" w:sz="4"/>
+          <w:right w:val="single" w:color="auto" w:sz="4"/>
+          <w:insideH w:val="single" w:color="auto" w:sz="4"/>
+          <w:insideV w:val="single" w:color="auto" w:sz="4"/>
+        </w:tblBorders>
+      </w:tblPr>
+      <w:tblGrid>
+        <w:gridCol w:w="3200"/>
+        <w:gridCol w:w="5800"/>
+      </w:tblGrid>
+      <w:tr>
+        <w:tc>
+          <w:tcPr>
+            <w:tcW w:type="dxa" w:w="3200"/>
+            <w:shd w:fill="F2F2F2" w:val="clear"/>
+          </w:tcPr>
+          <w:p>
+            <w:r>
+              <w:rPr>
+                <w:b/>
+                <w:bCs/>
+              </w:rPr>
               <w:t xml:space="preserve">Assessment</w:t>
             </w:r>
           </w:p>
@@ -682,6 +1049,33 @@
                 <w:b/>
                 <w:bCs/>
               </w:rPr>
+              <w:t xml:space="preserve">Shareholder returns</w:t>
+            </w:r>
+          </w:p>
+        </w:tc>
+        <w:tc>
+          <w:tcPr>
+            <w:tcW w:type="dxa" w:w="5800"/>
+          </w:tcPr>
+          <w:p>
+            <w:r>
+              <w:t xml:space="preserve">—</w:t>
+            </w:r>
+          </w:p>
+        </w:tc>
+      </w:tr>
+      <w:tr>
+        <w:tc>
+          <w:tcPr>
+            <w:tcW w:type="dxa" w:w="3200"/>
+            <w:shd w:fill="F2F2F2" w:val="clear"/>
+          </w:tcPr>
+          <w:p>
+            <w:r>
+              <w:rPr>
+                <w:b/>
+                <w:bCs/>
+              </w:rPr>
               <w:t xml:space="preserve">Capability ladder / VAP</w:t>
             </w:r>
           </w:p>
@@ -698,6 +1092,233 @@
         </w:tc>
       </w:tr>
     </w:tbl>
+    <w:p>
+      <w:pPr>
+        <w:spacing w:after="120"/>
+      </w:pPr>
+      <w:r>
+        <w:rPr>
+          <w:b/>
+          <w:bCs/>
+          <w:sz w:val="20"/>
+          <w:szCs w:val="20"/>
+        </w:rPr>
+        <w:t xml:space="preserve">Quality metrics (ROCE · debt · FCF · margin · capex):</w:t>
+      </w:r>
+    </w:p>
+    <w:tbl>
+      <w:tblPr>
+        <w:tblW w:type="dxa" w:w="9000"/>
+        <w:tblBorders>
+          <w:top w:val="single" w:color="auto" w:sz="4"/>
+          <w:left w:val="single" w:color="auto" w:sz="4"/>
+          <w:bottom w:val="single" w:color="auto" w:sz="4"/>
+          <w:right w:val="single" w:color="auto" w:sz="4"/>
+          <w:insideH w:val="single" w:color="auto" w:sz="4"/>
+          <w:insideV w:val="single" w:color="auto" w:sz="4"/>
+        </w:tblBorders>
+      </w:tblPr>
+      <w:tblGrid>
+        <w:gridCol w:w="3200"/>
+        <w:gridCol w:w="5800"/>
+      </w:tblGrid>
+      <w:tr>
+        <w:tc>
+          <w:tcPr>
+            <w:tcW w:type="dxa" w:w="3200"/>
+            <w:shd w:fill="F2F2F2" w:val="clear"/>
+          </w:tcPr>
+          <w:p>
+            <w:r>
+              <w:rPr>
+                <w:b/>
+                <w:bCs/>
+              </w:rPr>
+              <w:t xml:space="preserve">Assessment</w:t>
+            </w:r>
+          </w:p>
+        </w:tc>
+        <w:tc>
+          <w:tcPr>
+            <w:tcW w:type="dxa" w:w="5800"/>
+          </w:tcPr>
+          <w:p>
+            <w:r>
+              <w:t xml:space="preserve">positive</w:t>
+            </w:r>
+          </w:p>
+        </w:tc>
+      </w:tr>
+      <w:tr>
+        <w:tc>
+          <w:tcPr>
+            <w:tcW w:type="dxa" w:w="3200"/>
+            <w:shd w:fill="F2F2F2" w:val="clear"/>
+          </w:tcPr>
+          <w:p>
+            <w:r>
+              <w:rPr>
+                <w:b/>
+                <w:bCs/>
+              </w:rPr>
+              <w:t xml:space="preserve">ROCE</w:t>
+            </w:r>
+          </w:p>
+        </w:tc>
+        <w:tc>
+          <w:tcPr>
+            <w:tcW w:type="dxa" w:w="5800"/>
+          </w:tcPr>
+          <w:p>
+            <w:r>
+              <w:t xml:space="preserve">39% (stable)</w:t>
+            </w:r>
+          </w:p>
+        </w:tc>
+      </w:tr>
+      <w:tr>
+        <w:tc>
+          <w:tcPr>
+            <w:tcW w:type="dxa" w:w="3200"/>
+            <w:shd w:fill="F2F2F2" w:val="clear"/>
+          </w:tcPr>
+          <w:p>
+            <w:r>
+              <w:rPr>
+                <w:b/>
+                <w:bCs/>
+              </w:rPr>
+              <w:t xml:space="preserve">Leverage</w:t>
+            </w:r>
+          </w:p>
+        </w:tc>
+        <w:tc>
+          <w:tcPr>
+            <w:tcW w:type="dxa" w:w="5800"/>
+          </w:tcPr>
+          <w:p>
+            <w:r>
+              <w:t xml:space="preserve">Net debt/EBITDA 1.4x</w:t>
+            </w:r>
+          </w:p>
+        </w:tc>
+      </w:tr>
+      <w:tr>
+        <w:tc>
+          <w:tcPr>
+            <w:tcW w:type="dxa" w:w="3200"/>
+            <w:shd w:fill="F2F2F2" w:val="clear"/>
+          </w:tcPr>
+          <w:p>
+            <w:r>
+              <w:rPr>
+                <w:b/>
+                <w:bCs/>
+              </w:rPr>
+              <w:t xml:space="preserve">FCF conversion</w:t>
+            </w:r>
+          </w:p>
+        </w:tc>
+        <w:tc>
+          <w:tcPr>
+            <w:tcW w:type="dxa" w:w="5800"/>
+          </w:tcPr>
+          <w:p>
+            <w:r>
+              <w:t xml:space="preserve">-36%</w:t>
+            </w:r>
+          </w:p>
+        </w:tc>
+      </w:tr>
+      <w:tr>
+        <w:tc>
+          <w:tcPr>
+            <w:tcW w:type="dxa" w:w="3200"/>
+            <w:shd w:fill="F2F2F2" w:val="clear"/>
+          </w:tcPr>
+          <w:p>
+            <w:r>
+              <w:rPr>
+                <w:b/>
+                <w:bCs/>
+              </w:rPr>
+              <w:t xml:space="preserve">Margin trend</w:t>
+            </w:r>
+          </w:p>
+        </w:tc>
+        <w:tc>
+          <w:tcPr>
+            <w:tcW w:type="dxa" w:w="5800"/>
+          </w:tcPr>
+          <w:p>
+            <w:r>
+              <w:t xml:space="preserve">expanding</w:t>
+            </w:r>
+          </w:p>
+        </w:tc>
+      </w:tr>
+      <w:tr>
+        <w:tc>
+          <w:tcPr>
+            <w:tcW w:type="dxa" w:w="3200"/>
+            <w:shd w:fill="F2F2F2" w:val="clear"/>
+          </w:tcPr>
+          <w:p>
+            <w:r>
+              <w:rPr>
+                <w:b/>
+                <w:bCs/>
+              </w:rPr>
+              <w:t xml:space="preserve">Capex efficiency</w:t>
+            </w:r>
+          </w:p>
+        </w:tc>
+        <w:tc>
+          <w:tcPr>
+            <w:tcW w:type="dxa" w:w="5800"/>
+          </w:tcPr>
+          <w:p>
+            <w:r>
+              <w:t xml:space="preserve">productive</w:t>
+            </w:r>
+          </w:p>
+        </w:tc>
+      </w:tr>
+    </w:tbl>
+    <w:p>
+      <w:pPr>
+        <w:spacing w:after="60" w:before="120"/>
+      </w:pPr>
+      <w:r>
+        <w:rPr>
+          <w:b/>
+          <w:bCs/>
+          <w:sz w:val="20"/>
+          <w:szCs w:val="20"/>
+        </w:rPr>
+        <w:t xml:space="preserve">Track record (Coffee Can persistence check): </w:t>
+      </w:r>
+      <w:r>
+        <w:rPr>
+          <w:sz w:val="20"/>
+          <w:szCs w:val="20"/>
+        </w:rPr>
+        <w:t xml:space="preserve">cleared revenue growth ≥10% AND ROCE ≥15% in 4 of the last 9 years (consistency_score 44)</w:t>
+      </w:r>
+    </w:p>
+    <w:p>
+      <w:pPr>
+        <w:spacing w:after="120"/>
+      </w:pPr>
+      <w:r>
+        <w:rPr>
+          <w:color w:val="666666"/>
+          <w:sz w:val="18"/>
+          <w:szCs w:val="18"/>
+        </w:rPr>
+        <w:t xml:space="preserve">Screener FY18-FY26: rev growth &gt;=10% AND ROCE &gt;=15% both cleared in 4 of 9 (FY22 247%/44%, FY23 75%/38%, FY25 99%/39%, FY26 60%/39%). Misses are mostly lumpy wind-EPC revenue timing (FY18 -46%, FY21 -4%, FY24 +8%) or an early low-ROCE year (FY19 7%); ROCE has been 38-44% in every delivery year since FY22.</w:t>
+      </w:r>
+    </w:p>
     <w:p>
       <w:pPr>
         <w:pStyle w:val="Heading1"/>
@@ -932,6 +1553,34 @@
           <w:szCs w:val="24"/>
         </w:rPr>
         <w:t xml:space="preserve">10x-in-2-3-years</w:t>
+      </w:r>
+    </w:p>
+    <w:p>
+      <w:pPr>
+        <w:spacing w:after="120"/>
+      </w:pPr>
+      <w:r>
+        <w:rPr>
+          <w:color w:val="666666"/>
+          <w:sz w:val="20"/>
+          <w:szCs w:val="20"/>
+        </w:rPr>
+        <w:t xml:space="preserve">4-box gate — tailwind: yes · TAM: weak · moat: no · valuation: yes  (score 2.5 / 4)</w:t>
+      </w:r>
+    </w:p>
+    <w:p>
+      <w:pPr>
+        <w:spacing w:after="120"/>
+      </w:pPr>
+      <w:r>
+        <w:rPr>
+          <w:i/>
+          <w:iCs/>
+          <w:color w:val="666666"/>
+          <w:sz w:val="20"/>
+          <w:szCs w:val="20"/>
+        </w:rPr>
+        <w:t xml:space="preserve">Verdict: India's wind build-out is 'a genuine multi-year tailwind' (yes); but order book materially tied to group co KPI Green explicitly 'caps the pricing power and multiple' (moat=no); '~9x trailing... cheap on growth' (valuation=yes).</w:t>
       </w:r>
     </w:p>
     <w:p>

--- a/projects/valuepickr-open-screen/docs/KP Energy.docx
+++ b/projects/valuepickr-open-screen/docs/KP Energy.docx
@@ -32,7 +32,7 @@
           <w:sz w:val="22"/>
           <w:szCs w:val="22"/>
         </w:rPr>
-        <w:t xml:space="preserve">KP-group wind BoP / EPC contractor plus a small IPP - FY26 PAT ~Rs 181 Cr (ATH), ~9x earnings, ~Rs 3,000 Cr / ~2.2 GW order book - cheap and growing, but the market discounts it for heavy reliance on group company KPI Green as its main customer, and management over-promised on FY26</w:t>
+        <w:t xml:space="preserve">KP-group wind BoP/EPC contractor plus a small IPP - FY26 PAT ~Rs 181 Cr (ATH) at ~9x earnings, but Q1 FY27 showed revenue +126-137% YoY translate to PAT +~3% as rising right-of-way/input costs compressed margins and FY27 guidance was cut to 30-40%; order book is now confirmed ~50/50 group-vs-non-group (less captive than the thread feared), but margin volatility is the fresh overhang</w:t>
       </w:r>
     </w:p>
     <w:p>
@@ -49,7 +49,7 @@
         <w:spacing w:after="120"/>
       </w:pPr>
       <w:r>
-        <w:t xml:space="preserve">KP Energy Ltd (BSE/NSE: KPEL), part of the KP group (Faruk Patel), develops utility-scale wind power infrastructure: wind-site siting, land and permits, EPCC, and balance-of-plant (BoP). It also owns and operates WTGs and a solar plant as an IPP (~48.5 MW: 37 MW wind + 11.5 MW solar), targeting ~100 MW by FY27.</w:t>
+        <w:t xml:space="preserve">KP Energy Ltd (BSE/NSE: KPEL), part of the KP group (Faruk Patel), develops utility-scale wind power infrastructure: wind-site siting, land and permits, EPCC, and balance-of-plant (BoP). It also owns and operates WTGs and a solar plant as an IPP (~48.5 MW: 37 MW wind + 11.5 MW solar, including a 28.6 MW Vagra wind IPP commissioned on time and on budget), targeting ~100 MW by FY27.</w:t>
       </w:r>
     </w:p>
     <w:p>
@@ -99,7 +99,7 @@
           </w:tcPr>
           <w:p>
             <w:r>
-              <w:t xml:space="preserve">~Rs 1,631 Cr (small-cap)</w:t>
+              <w:t xml:space="preserve">~Rs 1,574 Cr (small-cap; as of 2026-09-22)</w:t>
             </w:r>
           </w:p>
         </w:tc>
@@ -126,7 +126,7 @@
           </w:tcPr>
           <w:p>
             <w:r>
-              <w:t xml:space="preserve">~Rs 1,505 Cr (+~60% YoY)</w:t>
+              <w:t xml:space="preserve">~Rs 1,505 Cr (+~57% YoY)</w:t>
             </w:r>
           </w:p>
         </w:tc>
@@ -170,6 +170,33 @@
                 <w:b/>
                 <w:bCs/>
               </w:rPr>
+              <w:t xml:space="preserve">Q1 FY27 (Jun 2026)</w:t>
+            </w:r>
+          </w:p>
+        </w:tc>
+        <w:tc>
+          <w:tcPr>
+            <w:tcW w:type="dxa" w:w="5800"/>
+          </w:tcPr>
+          <w:p>
+            <w:r>
+              <w:t xml:space="preserve">Revenue ~Rs 520 Cr (+126-137% YoY) but PAT only ~Rs 26 Cr (+~3% YoY, PBT +8%) - gross margin fell to ~20% from ~28% QoQ on rising right-of-way (ROW) and supply-chain input costs</w:t>
+            </w:r>
+          </w:p>
+        </w:tc>
+      </w:tr>
+      <w:tr>
+        <w:tc>
+          <w:tcPr>
+            <w:tcW w:type="dxa" w:w="3200"/>
+            <w:shd w:fill="F2F2F2" w:val="clear"/>
+          </w:tcPr>
+          <w:p>
+            <w:r>
+              <w:rPr>
+                <w:b/>
+                <w:bCs/>
+              </w:rPr>
               <w:t xml:space="preserve">Valuation</w:t>
             </w:r>
           </w:p>
@@ -180,7 +207,7 @@
           </w:tcPr>
           <w:p>
             <w:r>
-              <w:t xml:space="preserve">~9x trailing P/E; ~1x sales</w:t>
+              <w:t xml:space="preserve">~8.65x trailing P/E; ~5.5x EV/EBITDA; ~1x sales - all below their own 5-yr median</w:t>
             </w:r>
           </w:p>
         </w:tc>
@@ -207,7 +234,61 @@
           </w:tcPr>
           <w:p>
             <w:r>
-              <w:t xml:space="preserve">~2.22 GW / ~Rs 3,000+ Cr - ~2x FY26 revenue</w:t>
+              <w:t xml:space="preserve">~2.16 GW / ~Rs 2,250 Cr (Jun 2026) - down from ~Rs 3,086 Cr (Jun 2025) as execution has outpaced fresh order intake; ~50% from group co KPI Green, ~50% non-related (explicitly disclosed at the Q1 FY27 concall)</w:t>
+            </w:r>
+          </w:p>
+        </w:tc>
+      </w:tr>
+      <w:tr>
+        <w:tc>
+          <w:tcPr>
+            <w:tcW w:type="dxa" w:w="3200"/>
+            <w:shd w:fill="F2F2F2" w:val="clear"/>
+          </w:tcPr>
+          <w:p>
+            <w:r>
+              <w:rPr>
+                <w:b/>
+                <w:bCs/>
+              </w:rPr>
+              <w:t xml:space="preserve">FY27 guidance</w:t>
+            </w:r>
+          </w:p>
+        </w:tc>
+        <w:tc>
+          <w:tcPr>
+            <w:tcW w:type="dxa" w:w="5800"/>
+          </w:tcPr>
+          <w:p>
+            <w:r>
+              <w:t xml:space="preserve">Cut mid-year to ~30-40% revenue growth (from a higher initial internal target), CFO citing Gujarat right-of-way costs and farmer-protest execution risk</w:t>
+            </w:r>
+          </w:p>
+        </w:tc>
+      </w:tr>
+      <w:tr>
+        <w:tc>
+          <w:tcPr>
+            <w:tcW w:type="dxa" w:w="3200"/>
+            <w:shd w:fill="F2F2F2" w:val="clear"/>
+          </w:tcPr>
+          <w:p>
+            <w:r>
+              <w:rPr>
+                <w:b/>
+                <w:bCs/>
+              </w:rPr>
+              <w:t xml:space="preserve">Credit rating</w:t>
+            </w:r>
+          </w:p>
+        </w:tc>
+        <w:tc>
+          <w:tcPr>
+            <w:tcW w:type="dxa" w:w="5800"/>
+          </w:tcPr>
+          <w:p>
+            <w:r>
+              <w:t xml:space="preserve">CARE upgraded (Oct 2025) citing scale, ~Rs 3,086 Cr order book (Jun 2025) and on-time/on-budget delivery of the 28.6 MW Vagra wind IPP</w:t>
             </w:r>
           </w:p>
         </w:tc>
@@ -277,7 +358,7 @@
         <w:spacing w:after="120"/>
       </w:pPr>
       <w:r>
-        <w:t xml:space="preserve">KP Energy screens cheap and fast-growing: FY26 revenue ~Rs 1,505 Cr, PAT ~Rs 181 Cr (record), ~9x earnings, OPM stepping up to ~21%, and a ~2.2 GW / ~Rs 3,000+ Cr order book (~2x revenue) against a real wind-capex tailwind. The ValuePickr thread (12355) explains the persistent discount: KP Energy is, in effect, a captive EPC arm - 'most of the order book is from KPI Green' (the group solar entity), so a large share of revenue and margin depends on a related party (Umang_Adatia, Jan 2026). Management also over-promised: after its first-ever concall (Nov 2024) it guided ~Rs 2,500 Cr / ~Rs 275-300 Cr PAT for FY26 and delivered ~Rs 1,505 Cr / ~Rs 181 Cr - a ~40% revenue miss, even though growth was still ~60%. Promoter holding fell from ~69% (2020) to ~45% (2023) when a co-promoter exited, then stabilised around 45% (Faruk Patel has since nudged his stake up) - a historical concern, not a live collapse. No formal red flag, but RPT dependence + guidance credibility are the reasons the multiple stays at ~9x.</w:t>
+        <w:t xml:space="preserve">KP Energy screens cheap and fast-growing: FY26 revenue ~Rs 1,505 Cr, PAT ~Rs 181 Cr (record), ~8.65x earnings, ~5.5x EV/EBITDA, and a ~2.16 GW / ~Rs 2,250 Cr order book against a real wind-capex tailwind. The ValuePickr thread (12355) flagged a persistent discount for captive-EPC-arm dependence on group company KPI Green; the Q1 FY27 concall (Aug 2026) put an actual number on that for the first time - order book is ~50% KPI Green / ~50% non-related, less one-sided than the thread's 'most of the order book' framing, though still a material single-customer-group exposure. The bigger fresh finding this pass is on margin quality, not RPT: Q1 FY27 revenue surged +126-137% YoY to ~Rs 520 Cr, but PAT grew only ~3% to ~Rs 26 Cr as gross margin fell to ~20% from ~28% QoQ on rising right-of-way (ROW) costs and supply-chain input-cost shocks - growth and profit decoupled for the first time in the disclosed quarterly series. Management proactively cut FY27 revenue-growth guidance to 30-40% (from a higher initial target), citing the same ROW costs plus farmer protests in Gujarat - a second consecutive guidance disappointment, though this time flagged in real time rather than delivered as a silent miss. Offsetting this, CARE Ratings upgraded KP Energy's credit rating in Oct 2025, citing scale/order-book visibility and flawless on-time, on-budget execution of the 28.6 MW Vagra wind IPP - a concrete execution proof point. Promoter holding stable at ~45.3-45.4% with zero pledge (confirmed across sources) - a historical concern (down from ~69% in 2020), not a live collapse. No formal red flag; RPT dependence (now better quantified, less severe than feared) and margin-execution risk (newly surfaced) are the two live reasons the multiple stays at ~9x.</w:t>
       </w:r>
     </w:p>
     <w:p>
@@ -286,7 +367,7 @@
         <w:spacing w:after="120" w:before="280"/>
       </w:pPr>
       <w:r>
-        <w:t xml:space="preserve">Guidance &amp; Expectation Gap</w:t>
+        <w:t xml:space="preserve">Deep-Dive: Primary Documents (Annual Reports, Quarterly Results, Exchange Filings)</w:t>
       </w:r>
     </w:p>
     <w:p>
@@ -301,7 +382,1187 @@
           <w:sz w:val="18"/>
           <w:szCs w:val="18"/>
         </w:rPr>
+        <w:t xml:space="preserve">Pass 1 — 2026-09-22. Built from the company's own filings (3 years of annual reports, ~4 quarters of results/concalls, and 6 months of BSE/NSE announcements), read via the web — a deeper layer than the forum-sentiment read below.</w:t>
+      </w:r>
+    </w:p>
+    <w:p>
+      <w:pPr>
+        <w:spacing w:after="120"/>
+      </w:pPr>
+      <w:r>
+        <w:rPr>
+          <w:b/>
+          <w:bCs/>
+          <w:sz w:val="20"/>
+          <w:szCs w:val="20"/>
+        </w:rPr>
+        <w:t xml:space="preserve">Sources reviewed this pass:</w:t>
+      </w:r>
+    </w:p>
+    <w:p>
+      <w:pPr>
+        <w:pStyle w:val="ListParagraph"/>
+        <w:numPr>
+          <w:ilvl w:val="0"/>
+          <w:numId w:val="1"/>
+        </w:numPr>
+        <w:spacing w:after="60"/>
+      </w:pPr>
+      <w:r>
+        <w:t xml:space="preserve">Yahoo Finance/GuruFocus/Investing.com - Q1 FY27 earnings-call highlights (Aug 2026)</w:t>
+      </w:r>
+    </w:p>
+    <w:p>
+      <w:pPr>
+        <w:pStyle w:val="ListParagraph"/>
+        <w:numPr>
+          <w:ilvl w:val="0"/>
+          <w:numId w:val="1"/>
+        </w:numPr>
+        <w:spacing w:after="60"/>
+      </w:pPr>
+      <w:r>
+        <w:t xml:space="preserve">SolarQuarter - Q1 FY27 revenue release (Aug 2026) and Q4 FY26 record-results release (May 2026)</w:t>
+      </w:r>
+    </w:p>
+    <w:p>
+      <w:pPr>
+        <w:pStyle w:val="ListParagraph"/>
+        <w:numPr>
+          <w:ilvl w:val="0"/>
+          <w:numId w:val="1"/>
+        </w:numPr>
+        <w:spacing w:after="60"/>
+      </w:pPr>
+      <w:r>
+        <w:t xml:space="preserve">Whalesbook / ScanX - Q1 FY27 result articles</w:t>
+      </w:r>
+    </w:p>
+    <w:p>
+      <w:pPr>
+        <w:pStyle w:val="ListParagraph"/>
+        <w:numPr>
+          <w:ilvl w:val="0"/>
+          <w:numId w:val="1"/>
+        </w:numPr>
+        <w:spacing w:after="60"/>
+      </w:pPr>
+      <w:r>
+        <w:t xml:space="preserve">Marketsmojo - Q4 FY26 result analysis</w:t>
+      </w:r>
+    </w:p>
+    <w:p>
+      <w:pPr>
+        <w:pStyle w:val="ListParagraph"/>
+        <w:numPr>
+          <w:ilvl w:val="0"/>
+          <w:numId w:val="1"/>
+        </w:numPr>
+        <w:spacing w:after="60"/>
+      </w:pPr>
+      <w:r>
+        <w:t xml:space="preserve">sahi.com - 'KP Energy Lowers FY27 Top-Line Growth Guidance To 30-40% Amid Right-of-Way Protests'</w:t>
+      </w:r>
+    </w:p>
+    <w:p>
+      <w:pPr>
+        <w:pStyle w:val="ListParagraph"/>
+        <w:numPr>
+          <w:ilvl w:val="0"/>
+          <w:numId w:val="1"/>
+        </w:numPr>
+        <w:spacing w:after="60"/>
+      </w:pPr>
+      <w:r>
+        <w:t xml:space="preserve">CARE Ratings press release, Oct 6 2025 (rating rationale; order book Jun2024-&gt;Jun2025 trend)</w:t>
+      </w:r>
+    </w:p>
+    <w:p>
+      <w:pPr>
+        <w:pStyle w:val="ListParagraph"/>
+        <w:numPr>
+          <w:ilvl w:val="0"/>
+          <w:numId w:val="1"/>
+        </w:numPr>
+        <w:spacing w:after="60"/>
+      </w:pPr>
+      <w:r>
+        <w:t xml:space="preserve">moneyworks4me company-info page (DeciZen quality rating, valuation zone, debt metrics, promoter/pledge)</w:t>
+      </w:r>
+    </w:p>
+    <w:p>
+      <w:pPr>
+        <w:pStyle w:val="ListParagraph"/>
+        <w:numPr>
+          <w:ilvl w:val="0"/>
+          <w:numId w:val="1"/>
+        </w:numPr>
+        <w:spacing w:after="60"/>
+      </w:pPr>
+      <w:r>
+        <w:t xml:space="preserve">Groww live quote page (current price/market cap/P·E, 2026-09-22)</w:t>
+      </w:r>
+    </w:p>
+    <w:p>
+      <w:pPr>
+        <w:pStyle w:val="ListParagraph"/>
+        <w:numPr>
+          <w:ilvl w:val="0"/>
+          <w:numId w:val="1"/>
+        </w:numPr>
+        <w:spacing w:after="60"/>
+      </w:pPr>
+      <w:r>
+        <w:t xml:space="preserve">Existing ValuePickr thread 12355 read (from prior sovrenn-seed pass, not re-read this pass)</w:t>
+      </w:r>
+    </w:p>
+    <w:p>
+      <w:pPr>
+        <w:spacing w:after="120"/>
+      </w:pPr>
+      <w:r>
+        <w:rPr>
+          <w:b/>
+          <w:bCs/>
+          <w:sz w:val="20"/>
+          <w:szCs w:val="20"/>
+        </w:rPr>
+        <w:t xml:space="preserve">Annual-report findings (3-year view):</w:t>
+      </w:r>
+    </w:p>
+    <w:p>
+      <w:pPr>
+        <w:pStyle w:val="ListParagraph"/>
+        <w:numPr>
+          <w:ilvl w:val="0"/>
+          <w:numId w:val="1"/>
+        </w:numPr>
+        <w:spacing w:after="60"/>
+      </w:pPr>
+      <w:r>
+        <w:t xml:space="preserve">Did not parse a full annual-report PDF this pass (per budget); triangulated FY-level facts from CARE Ratings' Oct-2025 rating rationale + moneyworks4me/tickertape secondary sources instead</w:t>
+      </w:r>
+    </w:p>
+    <w:p>
+      <w:pPr>
+        <w:pStyle w:val="ListParagraph"/>
+        <w:numPr>
+          <w:ilvl w:val="0"/>
+          <w:numId w:val="1"/>
+        </w:numPr>
+        <w:spacing w:after="60"/>
+      </w:pPr>
+      <w:r>
+        <w:t xml:space="preserve">FY26 revenue ~Rs 1,505 Cr (+57% YoY), PAT ~Rs 181 Cr (record)</w:t>
+      </w:r>
+    </w:p>
+    <w:p>
+      <w:pPr>
+        <w:pStyle w:val="ListParagraph"/>
+        <w:numPr>
+          <w:ilvl w:val="0"/>
+          <w:numId w:val="1"/>
+        </w:numPr>
+        <w:spacing w:after="60"/>
+      </w:pPr>
+      <w:r>
+        <w:t xml:space="preserve">Order book trajectory: ~Rs 1,320 Cr (Jun 2024) -&gt; ~Rs 3,086 Cr (Jun 2025, +134% YoY) -&gt; ~Rs 2,250 Cr (Jun 2026, -27% YoY) as strong execution has converted backlog to revenue faster than fresh intake has replenished it</w:t>
+      </w:r>
+    </w:p>
+    <w:p>
+      <w:pPr>
+        <w:pStyle w:val="ListParagraph"/>
+        <w:numPr>
+          <w:ilvl w:val="0"/>
+          <w:numId w:val="1"/>
+        </w:numPr>
+        <w:spacing w:after="60"/>
+      </w:pPr>
+      <w:r>
+        <w:t xml:space="preserve">Promoter holding stable ~45.3-45.4%, zero pledge (confirmed across 2 independent sources)</w:t>
+      </w:r>
+    </w:p>
+    <w:p>
+      <w:pPr>
+        <w:pStyle w:val="ListParagraph"/>
+        <w:numPr>
+          <w:ilvl w:val="0"/>
+          <w:numId w:val="1"/>
+        </w:numPr>
+        <w:spacing w:after="60"/>
+      </w:pPr>
+      <w:r>
+        <w:t xml:space="preserve">Debt: sources show a range (net debt/equity ~0.64, debt/EBITDA ~1.0-1.4x, debt/equity ~1.2x as of Mar'25) - moderate leverage funding the IPP capex programme, no red flag</w:t>
+      </w:r>
+    </w:p>
+    <w:p>
+      <w:pPr>
+        <w:pStyle w:val="ListParagraph"/>
+        <w:numPr>
+          <w:ilvl w:val="0"/>
+          <w:numId w:val="1"/>
+        </w:numPr>
+        <w:spacing w:after="60"/>
+      </w:pPr>
+      <w:r>
+        <w:t xml:space="preserve">CARE upgraded the rating in Oct 2025 citing scale, order-book visibility, and the successful, on-time/on-budget completion of the 28.6 MW Vagra wind IPP - a real execution data point not previously captured in this file</w:t>
+      </w:r>
+    </w:p>
+    <w:p>
+      <w:pPr>
+        <w:spacing w:after="120"/>
+      </w:pPr>
+      <w:r>
+        <w:rPr>
+          <w:b/>
+          <w:bCs/>
+          <w:sz w:val="20"/>
+          <w:szCs w:val="20"/>
+        </w:rPr>
+        <w:t xml:space="preserve">Quarterly trend (last ~4 quarters + concall commentary):</w:t>
+      </w:r>
+    </w:p>
+    <w:p>
+      <w:pPr>
+        <w:pStyle w:val="ListParagraph"/>
+        <w:numPr>
+          <w:ilvl w:val="0"/>
+          <w:numId w:val="1"/>
+        </w:numPr>
+        <w:spacing w:after="60"/>
+      </w:pPr>
+      <w:r>
+        <w:t xml:space="preserve">Q4 FY26 (Mar 2026): sales +58% YoY to Rs 632 Cr, PAT +72% YoY to Rs 79 Cr, OPM 18%-&gt;21%, QoQ sales +83%/PAT +93% (already known from the sovrenn seed)</w:t>
+      </w:r>
+    </w:p>
+    <w:p>
+      <w:pPr>
+        <w:pStyle w:val="ListParagraph"/>
+        <w:numPr>
+          <w:ilvl w:val="0"/>
+          <w:numId w:val="1"/>
+        </w:numPr>
+        <w:spacing w:after="60"/>
+      </w:pPr>
+      <w:r>
+        <w:t xml:space="preserve">NEW this pass - Q1 FY27 (Jun 2026): revenue Rs 519-521 Cr (+126-137% YoY, large base effect + execution ramp), EBITDA ~Rs 62 Cr (+25% YoY only), gross margin compressed to ~20% from ~28% QoQ, PAT ~Rs 26 Cr (+~3% YoY, PBT +8%) - a sharp decoupling of revenue and profit growth attributed by management to rising right-of-way (ROW) costs and supply-chain/input cost shocks</w:t>
+      </w:r>
+    </w:p>
+    <w:p>
+      <w:pPr>
+        <w:pStyle w:val="ListParagraph"/>
+        <w:numPr>
+          <w:ilvl w:val="0"/>
+          <w:numId w:val="1"/>
+        </w:numPr>
+        <w:spacing w:after="60"/>
+      </w:pPr>
+      <w:r>
+        <w:t xml:space="preserve">FY27 revenue-growth guidance was cut mid-year to 30-40% (from a higher initial internal target), with the CFO citing the same ROW costs plus farmer protests in Gujarat disrupting execution timelines</w:t>
+      </w:r>
+    </w:p>
+    <w:p>
+      <w:pPr>
+        <w:pStyle w:val="ListParagraph"/>
+        <w:numPr>
+          <w:ilvl w:val="0"/>
+          <w:numId w:val="1"/>
+        </w:numPr>
+        <w:spacing w:after="60"/>
+      </w:pPr>
+      <w:r>
+        <w:t xml:space="preserve">Order book RPT split explicitly disclosed for the first time: ~50% KPI Green (related party) / ~50% non-related - materially better diversification than the thread's 'most of order book' framing, though still a material single-customer-group exposure</w:t>
+      </w:r>
+    </w:p>
+    <w:p>
+      <w:pPr>
+        <w:spacing w:after="120"/>
+      </w:pPr>
+      <w:r>
+        <w:rPr>
+          <w:b/>
+          <w:bCs/>
+          <w:sz w:val="20"/>
+          <w:szCs w:val="20"/>
+        </w:rPr>
+        <w:t xml:space="preserve">Exchange announcements (last 6 months):</w:t>
+      </w:r>
+    </w:p>
+    <w:p>
+      <w:pPr>
+        <w:pStyle w:val="ListParagraph"/>
+        <w:numPr>
+          <w:ilvl w:val="0"/>
+          <w:numId w:val="1"/>
+        </w:numPr>
+        <w:spacing w:after="60"/>
+      </w:pPr>
+      <w:r>
+        <w:t xml:space="preserve">Oct 2025: CARE Ratings credit-rating upgrade (with a further related filing in Nov 2025 not read in detail this pass)</w:t>
+      </w:r>
+    </w:p>
+    <w:p>
+      <w:pPr>
+        <w:pStyle w:val="ListParagraph"/>
+        <w:numPr>
+          <w:ilvl w:val="0"/>
+          <w:numId w:val="1"/>
+        </w:numPr>
+        <w:spacing w:after="60"/>
+      </w:pPr>
+      <w:r>
+        <w:t xml:space="preserve">May 2026: Q4 FY26 results + investor presentation filing</w:t>
+      </w:r>
+    </w:p>
+    <w:p>
+      <w:pPr>
+        <w:pStyle w:val="ListParagraph"/>
+        <w:numPr>
+          <w:ilvl w:val="0"/>
+          <w:numId w:val="1"/>
+        </w:numPr>
+        <w:spacing w:after="60"/>
+      </w:pPr>
+      <w:r>
+        <w:t xml:space="preserve">Aug 2026: Q1 FY27 results + investor presentation filing</w:t>
+      </w:r>
+    </w:p>
+    <w:p>
+      <w:pPr>
+        <w:pStyle w:val="ListParagraph"/>
+        <w:numPr>
+          <w:ilvl w:val="0"/>
+          <w:numId w:val="1"/>
+        </w:numPr>
+        <w:spacing w:after="60"/>
+      </w:pPr>
+      <w:r>
+        <w:t xml:space="preserve">Jan 2026: KP Group MoU with Government of Gujarat (group/sector-level, not a stock-specific order)</w:t>
+      </w:r>
+    </w:p>
+    <w:p>
+      <w:pPr>
+        <w:pStyle w:val="ListParagraph"/>
+        <w:numPr>
+          <w:ilvl w:val="0"/>
+          <w:numId w:val="1"/>
+        </w:numPr>
+        <w:spacing w:after="60"/>
+      </w:pPr>
+      <w:r>
+        <w:t xml:space="preserve">No fund-raise, board/KMP/auditor change, litigation/M&amp;A, or buyback/dividend announcement surfaced in this pass's search layer - genuinely not found rather than assumed absent (see open_questions)</w:t>
+      </w:r>
+    </w:p>
+    <w:p>
+      <w:pPr>
+        <w:spacing w:after="120"/>
+      </w:pPr>
+      <w:r>
+        <w:rPr>
+          <w:b/>
+          <w:bCs/>
+          <w:sz w:val="20"/>
+          <w:szCs w:val="20"/>
+        </w:rPr>
+        <w:t xml:space="preserve">Key new facts vs. the prior write-up:</w:t>
+      </w:r>
+    </w:p>
+    <w:p>
+      <w:pPr>
+        <w:pStyle w:val="ListParagraph"/>
+        <w:numPr>
+          <w:ilvl w:val="0"/>
+          <w:numId w:val="1"/>
+        </w:numPr>
+        <w:spacing w:after="60"/>
+      </w:pPr>
+      <w:r>
+        <w:t xml:space="preserve">Q1 FY27: revenue +126-137% YoY but PAT only +~3% YoY - gross margin fell to ~20% from ~28% QoQ on ROW/input-cost shocks; the first quarter in the disclosed series where revenue and profit growth have decoupled.</w:t>
+      </w:r>
+    </w:p>
+    <w:p>
+      <w:pPr>
+        <w:pStyle w:val="ListParagraph"/>
+        <w:numPr>
+          <w:ilvl w:val="0"/>
+          <w:numId w:val="1"/>
+        </w:numPr>
+        <w:spacing w:after="60"/>
+      </w:pPr>
+      <w:r>
+        <w:t xml:space="preserve">FY27 growth guidance cut mid-year to 30-40% (from a higher initial target) - a proactive guide-down this time, not a silent post-hoc miss like FY26.</w:t>
+      </w:r>
+    </w:p>
+    <w:p>
+      <w:pPr>
+        <w:pStyle w:val="ListParagraph"/>
+        <w:numPr>
+          <w:ilvl w:val="0"/>
+          <w:numId w:val="1"/>
+        </w:numPr>
+        <w:spacing w:after="60"/>
+      </w:pPr>
+      <w:r>
+        <w:t xml:space="preserve">Order book RPT split explicitly quantified for the first time: ~50% KPI Green / ~50% non-related (Q1 FY27 concall) - less captive than the VP thread implied.</w:t>
+      </w:r>
+    </w:p>
+    <w:p>
+      <w:pPr>
+        <w:pStyle w:val="ListParagraph"/>
+        <w:numPr>
+          <w:ilvl w:val="0"/>
+          <w:numId w:val="1"/>
+        </w:numPr>
+        <w:spacing w:after="60"/>
+      </w:pPr>
+      <w:r>
+        <w:t xml:space="preserve">Order book itself has shrunk YoY (~Rs3,086cr Jun25 -&gt; ~Rs2,250cr Jun26) as execution outpaces fresh order intake.</w:t>
+      </w:r>
+    </w:p>
+    <w:p>
+      <w:pPr>
+        <w:pStyle w:val="ListParagraph"/>
+        <w:numPr>
+          <w:ilvl w:val="0"/>
+          <w:numId w:val="1"/>
+        </w:numPr>
+        <w:spacing w:after="60"/>
+      </w:pPr>
+      <w:r>
+        <w:t xml:space="preserve">CARE Ratings upgraded the credit rating (Oct 2025) citing scale/order-book visibility and clean on-time/on-budget execution of the 28.6 MW Vagra wind IPP.</w:t>
+      </w:r>
+    </w:p>
+    <w:p>
+      <w:pPr>
+        <w:pStyle w:val="ListParagraph"/>
+        <w:numPr>
+          <w:ilvl w:val="0"/>
+          <w:numId w:val="1"/>
+        </w:numPr>
+        <w:spacing w:after="60"/>
+      </w:pPr>
+      <w:r>
+        <w:t xml:space="preserve">Current valuation refreshed: price ~Rs237, P/E ~8.65x, EV/EBITDA ~5.53x, all below the stock's own 5-yr median (moneyworks4me 'somewhat undervalued' zone).</w:t>
+      </w:r>
+    </w:p>
+    <w:p>
+      <w:pPr>
+        <w:spacing w:after="120"/>
+      </w:pPr>
+      <w:r>
+        <w:rPr>
+          <w:b/>
+          <w:bCs/>
+          <w:sz w:val="20"/>
+          <w:szCs w:val="20"/>
+        </w:rPr>
+        <w:t xml:space="preserve">Open questions / what to watch:</w:t>
+      </w:r>
+    </w:p>
+    <w:p>
+      <w:pPr>
+        <w:pStyle w:val="ListParagraph"/>
+        <w:numPr>
+          <w:ilvl w:val="0"/>
+          <w:numId w:val="1"/>
+        </w:numPr>
+        <w:spacing w:after="60"/>
+      </w:pPr>
+      <w:r>
+        <w:t xml:space="preserve">Whether the Q1 FY27 ROW/input-cost margin compression is transient (one-off cost shock) or a new structural lower-margin regime - needs 2-3 more quarterly prints to resolve; this is the single most important open question from this pass.</w:t>
+      </w:r>
+    </w:p>
+    <w:p>
+      <w:pPr>
+        <w:pStyle w:val="ListParagraph"/>
+        <w:numPr>
+          <w:ilvl w:val="0"/>
+          <w:numId w:val="1"/>
+        </w:numPr>
+        <w:spacing w:after="60"/>
+      </w:pPr>
+      <w:r>
+        <w:t xml:space="preserve">Exact FY26 net debt/EBITDA reconciliation is unclear - sources show a range (0.64x net D/E to ~1.0-1.4x debt/EBITDA); did not pull FY26 balance-sheet line items directly (no annual-report PDF parsed per budget).</w:t>
+      </w:r>
+    </w:p>
+    <w:p>
+      <w:pPr>
+        <w:pStyle w:val="ListParagraph"/>
+        <w:numPr>
+          <w:ilvl w:val="0"/>
+          <w:numId w:val="1"/>
+        </w:numPr>
+        <w:spacing w:after="60"/>
+      </w:pPr>
+      <w:r>
+        <w:t xml:space="preserve">No historical (multi-quarter) trend for the order-book RPT split - this pass has only a single (Jun 2026) data point, so rpt_trend is marked 'unclear' rather than a direction.</w:t>
+      </w:r>
+    </w:p>
+    <w:p>
+      <w:pPr>
+        <w:pStyle w:val="ListParagraph"/>
+        <w:numPr>
+          <w:ilvl w:val="0"/>
+          <w:numId w:val="1"/>
+        </w:numPr>
+        <w:spacing w:after="60"/>
+      </w:pPr>
+      <w:r>
+        <w:t xml:space="preserve">Working-capital detail (inventory/receivable/payable days) not sourced this pass - working_capital block intentionally left absent rather than guessed.</w:t>
+      </w:r>
+    </w:p>
+    <w:p>
+      <w:pPr>
+        <w:pStyle w:val="ListParagraph"/>
+        <w:numPr>
+          <w:ilvl w:val="0"/>
+          <w:numId w:val="1"/>
+        </w:numPr>
+        <w:spacing w:after="60"/>
+      </w:pPr>
+      <w:r>
+        <w:t xml:space="preserve">Dividend/buyback history not specifically checked this pass - shareholder_returns left 'unclear'.</w:t>
+      </w:r>
+    </w:p>
+    <w:p>
+      <w:pPr>
+        <w:pStyle w:val="ListParagraph"/>
+        <w:numPr>
+          <w:ilvl w:val="0"/>
+          <w:numId w:val="1"/>
+        </w:numPr>
+        <w:spacing w:after="60"/>
+      </w:pPr>
+      <w:r>
+        <w:t xml:space="preserve">Did not parse a full annual report or the CARE Ratings PDF itself (fetch failed on the binary PDF, not retried per budget rule) - annual_report_findings are triangulated from secondary sources, not the primary filing.</w:t>
+      </w:r>
+    </w:p>
+    <w:p>
+      <w:pPr>
+        <w:spacing w:after="120" w:before="120"/>
+      </w:pPr>
+      <w:r>
+        <w:rPr>
+          <w:b/>
+          <w:bCs/>
+          <w:sz w:val="20"/>
+          <w:szCs w:val="20"/>
+        </w:rPr>
+        <w:t xml:space="preserve">Conviction impact: </w:t>
+      </w:r>
+      <w:r>
+        <w:rPr>
+          <w:sz w:val="20"/>
+          <w:szCs w:val="20"/>
+        </w:rPr>
+        <w:t xml:space="preserve">Two offsetting updates this pass: (1) order-book RPT dependence is now known to be ~50%, not 'most' - better than feared, backed by a genuine CARE-cited execution track record (Vagra IPP on time/budget); (2) Q1 FY27 exposed a real, previously-unseen margin-execution risk (revenue +126% YoY, PAT +~3% YoY) plus a mid-year guidance cut to 30-40%. four_box score moved 2.5-&gt;3.0 (moat no-&gt;weak) on point (1), which mechanically permits thesis_fit=10x-in-2-3-years without the unconfirmed-exception language. But conviction is held flat at Low-Medium rather than raised, because point (2) is a fresh, demonstrated negative that offsets the moat upgrade - not a reason to cut conviction either, since it may prove a transient cost shock. Re-check point (2) specifically on the next 2-3 quarterly prints.</w:t>
+      </w:r>
+    </w:p>
+    <w:p>
+      <w:pPr>
+        <w:pStyle w:val="Heading1"/>
+        <w:spacing w:after="120" w:before="280"/>
+      </w:pPr>
+      <w:r>
+        <w:t xml:space="preserve">Guidance &amp; Expectation Gap</w:t>
+      </w:r>
+    </w:p>
+    <w:p>
+      <w:pPr>
+        <w:spacing w:after="120"/>
+      </w:pPr>
+      <w:r>
+        <w:rPr>
+          <w:i/>
+          <w:iCs/>
+          <w:color w:val="666666"/>
+          <w:sz w:val="18"/>
+          <w:szCs w:val="18"/>
+        </w:rPr>
         <w:t xml:space="preserve">Management guidance decoded into commitments, graded on the expectation → action → operational → commercial → financial ladder, then compared to what the current price appears to assume. Method: playbook/guidance-and-expectation-gap.md.</w:t>
+      </w:r>
+    </w:p>
+    <w:p>
+      <w:pPr>
+        <w:spacing w:after="120"/>
+      </w:pPr>
+      <w:r>
+        <w:rPr>
+          <w:b/>
+          <w:bCs/>
+          <w:sz w:val="20"/>
+          <w:szCs w:val="20"/>
+        </w:rPr>
+        <w:t xml:space="preserve">Commitment ladder (most-proven first):</w:t>
+      </w:r>
+    </w:p>
+    <w:tbl>
+      <w:tblPr>
+        <w:tblW w:type="dxa" w:w="9000"/>
+        <w:tblBorders>
+          <w:top w:val="single" w:color="auto" w:sz="4"/>
+          <w:left w:val="single" w:color="auto" w:sz="4"/>
+          <w:bottom w:val="single" w:color="auto" w:sz="4"/>
+          <w:right w:val="single" w:color="auto" w:sz="4"/>
+          <w:insideH w:val="single" w:color="auto" w:sz="4"/>
+          <w:insideV w:val="single" w:color="auto" w:sz="4"/>
+        </w:tblBorders>
+      </w:tblPr>
+      <w:tblGrid>
+        <w:gridCol w:w="1100"/>
+        <w:gridCol w:w="2600"/>
+        <w:gridCol w:w="2400"/>
+        <w:gridCol w:w="900"/>
+        <w:gridCol w:w="1200"/>
+        <w:gridCol w:w="800"/>
+      </w:tblGrid>
+      <w:tr>
+        <w:trPr>
+          <w:tblHeader/>
+        </w:trPr>
+        <w:tc>
+          <w:tcPr>
+            <w:tcW w:type="dxa" w:w="1100"/>
+            <w:shd w:fill="F2F2F2" w:val="clear"/>
+          </w:tcPr>
+          <w:p>
+            <w:r>
+              <w:rPr>
+                <w:b/>
+                <w:bCs/>
+                <w:sz w:val="18"/>
+                <w:szCs w:val="18"/>
+              </w:rPr>
+              <w:t xml:space="preserve">Area</w:t>
+            </w:r>
+          </w:p>
+        </w:tc>
+        <w:tc>
+          <w:tcPr>
+            <w:tcW w:type="dxa" w:w="2600"/>
+            <w:shd w:fill="F2F2F2" w:val="clear"/>
+          </w:tcPr>
+          <w:p>
+            <w:r>
+              <w:rPr>
+                <w:b/>
+                <w:bCs/>
+                <w:sz w:val="18"/>
+                <w:szCs w:val="18"/>
+              </w:rPr>
+              <w:t xml:space="preserve">Commitment</w:t>
+            </w:r>
+          </w:p>
+        </w:tc>
+        <w:tc>
+          <w:tcPr>
+            <w:tcW w:type="dxa" w:w="2400"/>
+            <w:shd w:fill="F2F2F2" w:val="clear"/>
+          </w:tcPr>
+          <w:p>
+            <w:r>
+              <w:rPr>
+                <w:b/>
+                <w:bCs/>
+                <w:sz w:val="18"/>
+                <w:szCs w:val="18"/>
+              </w:rPr>
+              <w:t xml:space="preserve">Specifics</w:t>
+            </w:r>
+          </w:p>
+        </w:tc>
+        <w:tc>
+          <w:tcPr>
+            <w:tcW w:type="dxa" w:w="900"/>
+            <w:shd w:fill="F2F2F2" w:val="clear"/>
+          </w:tcPr>
+          <w:p>
+            <w:r>
+              <w:rPr>
+                <w:b/>
+                <w:bCs/>
+                <w:sz w:val="18"/>
+                <w:szCs w:val="18"/>
+              </w:rPr>
+              <w:t xml:space="preserve">By when</w:t>
+            </w:r>
+          </w:p>
+        </w:tc>
+        <w:tc>
+          <w:tcPr>
+            <w:tcW w:type="dxa" w:w="1200"/>
+            <w:shd w:fill="F2F2F2" w:val="clear"/>
+          </w:tcPr>
+          <w:p>
+            <w:r>
+              <w:rPr>
+                <w:b/>
+                <w:bCs/>
+                <w:sz w:val="18"/>
+                <w:szCs w:val="18"/>
+              </w:rPr>
+              <w:t xml:space="preserve">Stage</w:t>
+            </w:r>
+          </w:p>
+        </w:tc>
+        <w:tc>
+          <w:tcPr>
+            <w:tcW w:type="dxa" w:w="800"/>
+            <w:shd w:fill="F2F2F2" w:val="clear"/>
+          </w:tcPr>
+          <w:p>
+            <w:r>
+              <w:rPr>
+                <w:b/>
+                <w:bCs/>
+                <w:sz w:val="18"/>
+                <w:szCs w:val="18"/>
+              </w:rPr>
+              <w:t xml:space="preserve">Thesis-critical</w:t>
+            </w:r>
+          </w:p>
+        </w:tc>
+      </w:tr>
+      <w:tr>
+        <w:tc>
+          <w:tcPr>
+            <w:tcW w:type="dxa" w:w="1100"/>
+          </w:tcPr>
+          <w:p>
+            <w:r>
+              <w:rPr>
+                <w:b w:val="false"/>
+                <w:bCs w:val="false"/>
+                <w:sz w:val="18"/>
+                <w:szCs w:val="18"/>
+              </w:rPr>
+              <w:t xml:space="preserve">orders</w:t>
+            </w:r>
+          </w:p>
+        </w:tc>
+        <w:tc>
+          <w:tcPr>
+            <w:tcW w:type="dxa" w:w="2600"/>
+          </w:tcPr>
+          <w:p>
+            <w:r>
+              <w:rPr>
+                <w:b w:val="false"/>
+                <w:bCs w:val="false"/>
+                <w:sz w:val="18"/>
+                <w:szCs w:val="18"/>
+              </w:rPr>
+              <w:t xml:space="preserve">Order book conversion and replenishment</w:t>
+            </w:r>
+          </w:p>
+        </w:tc>
+        <w:tc>
+          <w:tcPr>
+            <w:tcW w:type="dxa" w:w="2400"/>
+          </w:tcPr>
+          <w:p>
+            <w:r>
+              <w:rPr>
+                <w:b w:val="false"/>
+                <w:bCs w:val="false"/>
+                <w:sz w:val="18"/>
+                <w:szCs w:val="18"/>
+              </w:rPr>
+              <w:t xml:space="preserve">~2.16 GW / ~Rs 2,250 Cr order book (Jun 2026), down from ~Rs 3,086 Cr (Jun 2025) as execution outpaces fresh intake; ~50% from group co KPI Green, ~50% non-related</w:t>
+            </w:r>
+          </w:p>
+        </w:tc>
+        <w:tc>
+          <w:tcPr>
+            <w:tcW w:type="dxa" w:w="900"/>
+          </w:tcPr>
+          <w:p>
+            <w:r>
+              <w:rPr>
+                <w:b w:val="false"/>
+                <w:bCs w:val="false"/>
+                <w:sz w:val="18"/>
+                <w:szCs w:val="18"/>
+              </w:rPr>
+              <w:t xml:space="preserve">12M</w:t>
+            </w:r>
+          </w:p>
+        </w:tc>
+        <w:tc>
+          <w:tcPr>
+            <w:tcW w:type="dxa" w:w="1200"/>
+          </w:tcPr>
+          <w:p>
+            <w:r>
+              <w:rPr>
+                <w:b w:val="false"/>
+                <w:bCs w:val="false"/>
+                <w:sz w:val="18"/>
+                <w:szCs w:val="18"/>
+              </w:rPr>
+              <w:t xml:space="preserve">commercial</w:t>
+            </w:r>
+          </w:p>
+        </w:tc>
+        <w:tc>
+          <w:tcPr>
+            <w:tcW w:type="dxa" w:w="800"/>
+          </w:tcPr>
+          <w:p>
+            <w:r>
+              <w:rPr>
+                <w:b w:val="false"/>
+                <w:bCs w:val="false"/>
+                <w:sz w:val="18"/>
+                <w:szCs w:val="18"/>
+              </w:rPr>
+              <w:t xml:space="preserve">yes</w:t>
+            </w:r>
+          </w:p>
+        </w:tc>
+      </w:tr>
+      <w:tr>
+        <w:tc>
+          <w:tcPr>
+            <w:tcW w:type="dxa" w:w="1100"/>
+          </w:tcPr>
+          <w:p>
+            <w:r>
+              <w:rPr>
+                <w:b w:val="false"/>
+                <w:bCs w:val="false"/>
+                <w:sz w:val="18"/>
+                <w:szCs w:val="18"/>
+              </w:rPr>
+              <w:t xml:space="preserve">capacity</w:t>
+            </w:r>
+          </w:p>
+        </w:tc>
+        <w:tc>
+          <w:tcPr>
+            <w:tcW w:type="dxa" w:w="2600"/>
+          </w:tcPr>
+          <w:p>
+            <w:r>
+              <w:rPr>
+                <w:b w:val="false"/>
+                <w:bCs w:val="false"/>
+                <w:sz w:val="18"/>
+                <w:szCs w:val="18"/>
+              </w:rPr>
+              <w:t xml:space="preserve">Owned IPP capacity build-out to ~100 MW</w:t>
+            </w:r>
+          </w:p>
+        </w:tc>
+        <w:tc>
+          <w:tcPr>
+            <w:tcW w:type="dxa" w:w="2400"/>
+          </w:tcPr>
+          <w:p>
+            <w:r>
+              <w:rPr>
+                <w:b w:val="false"/>
+                <w:bCs w:val="false"/>
+                <w:sz w:val="18"/>
+                <w:szCs w:val="18"/>
+              </w:rPr>
+              <w:t xml:space="preserve">~48.5 MW currently (37 MW wind + 11.5 MW solar), including the 28.6 MW Vagra wind IPP commissioned on time/on budget; targeting ~100 MW by FY27</w:t>
+            </w:r>
+          </w:p>
+        </w:tc>
+        <w:tc>
+          <w:tcPr>
+            <w:tcW w:type="dxa" w:w="900"/>
+          </w:tcPr>
+          <w:p>
+            <w:r>
+              <w:rPr>
+                <w:b w:val="false"/>
+                <w:bCs w:val="false"/>
+                <w:sz w:val="18"/>
+                <w:szCs w:val="18"/>
+              </w:rPr>
+              <w:t xml:space="preserve">FY27</w:t>
+            </w:r>
+          </w:p>
+        </w:tc>
+        <w:tc>
+          <w:tcPr>
+            <w:tcW w:type="dxa" w:w="1200"/>
+          </w:tcPr>
+          <w:p>
+            <w:r>
+              <w:rPr>
+                <w:b w:val="false"/>
+                <w:bCs w:val="false"/>
+                <w:sz w:val="18"/>
+                <w:szCs w:val="18"/>
+              </w:rPr>
+              <w:t xml:space="preserve">action</w:t>
+            </w:r>
+          </w:p>
+        </w:tc>
+        <w:tc>
+          <w:tcPr>
+            <w:tcW w:type="dxa" w:w="800"/>
+          </w:tcPr>
+          <w:p>
+            <w:r>
+              <w:rPr>
+                <w:b w:val="false"/>
+                <w:bCs w:val="false"/>
+                <w:sz w:val="18"/>
+                <w:szCs w:val="18"/>
+              </w:rPr>
+              <w:t xml:space="preserve">yes</w:t>
+            </w:r>
+          </w:p>
+        </w:tc>
+      </w:tr>
+      <w:tr>
+        <w:tc>
+          <w:tcPr>
+            <w:tcW w:type="dxa" w:w="1100"/>
+          </w:tcPr>
+          <w:p>
+            <w:r>
+              <w:rPr>
+                <w:b w:val="false"/>
+                <w:bCs w:val="false"/>
+                <w:sz w:val="18"/>
+                <w:szCs w:val="18"/>
+              </w:rPr>
+              <w:t xml:space="preserve">growth</w:t>
+            </w:r>
+          </w:p>
+        </w:tc>
+        <w:tc>
+          <w:tcPr>
+            <w:tcW w:type="dxa" w:w="2600"/>
+          </w:tcPr>
+          <w:p>
+            <w:r>
+              <w:rPr>
+                <w:b w:val="false"/>
+                <w:bCs w:val="false"/>
+                <w:sz w:val="18"/>
+                <w:szCs w:val="18"/>
+              </w:rPr>
+              <w:t xml:space="preserve">FY27 revenue growth guidance</w:t>
+            </w:r>
+          </w:p>
+        </w:tc>
+        <w:tc>
+          <w:tcPr>
+            <w:tcW w:type="dxa" w:w="2400"/>
+          </w:tcPr>
+          <w:p>
+            <w:r>
+              <w:rPr>
+                <w:b w:val="false"/>
+                <w:bCs w:val="false"/>
+                <w:sz w:val="18"/>
+                <w:szCs w:val="18"/>
+              </w:rPr>
+              <w:t xml:space="preserve">30-40% YoY (cut mid-year from a higher initial internal target)</w:t>
+            </w:r>
+          </w:p>
+        </w:tc>
+        <w:tc>
+          <w:tcPr>
+            <w:tcW w:type="dxa" w:w="900"/>
+          </w:tcPr>
+          <w:p>
+            <w:r>
+              <w:rPr>
+                <w:b w:val="false"/>
+                <w:bCs w:val="false"/>
+                <w:sz w:val="18"/>
+                <w:szCs w:val="18"/>
+              </w:rPr>
+              <w:t xml:space="preserve">FY27</w:t>
+            </w:r>
+          </w:p>
+        </w:tc>
+        <w:tc>
+          <w:tcPr>
+            <w:tcW w:type="dxa" w:w="1200"/>
+          </w:tcPr>
+          <w:p>
+            <w:r>
+              <w:rPr>
+                <w:b w:val="false"/>
+                <w:bCs w:val="false"/>
+                <w:sz w:val="18"/>
+                <w:szCs w:val="18"/>
+              </w:rPr>
+              <w:t xml:space="preserve">expectation</w:t>
+            </w:r>
+          </w:p>
+        </w:tc>
+        <w:tc>
+          <w:tcPr>
+            <w:tcW w:type="dxa" w:w="800"/>
+          </w:tcPr>
+          <w:p>
+            <w:r>
+              <w:rPr>
+                <w:b w:val="false"/>
+                <w:bCs w:val="false"/>
+                <w:sz w:val="18"/>
+                <w:szCs w:val="18"/>
+              </w:rPr>
+              <w:t xml:space="preserve">yes</w:t>
+            </w:r>
+          </w:p>
+        </w:tc>
+      </w:tr>
+    </w:tbl>
+    <w:p>
+      <w:pPr>
+        <w:spacing w:after="60" w:before="120"/>
+      </w:pPr>
+      <w:r>
+        <w:rPr>
+          <w:b/>
+          <w:bCs/>
+          <w:sz w:val="20"/>
+          <w:szCs w:val="20"/>
+        </w:rPr>
+        <w:t xml:space="preserve">Earnings chain: </w:t>
+      </w:r>
+      <w:r>
+        <w:rPr>
+          <w:b w:val="false"/>
+          <w:bCs w:val="false"/>
+          <w:sz w:val="20"/>
+          <w:szCs w:val="20"/>
+        </w:rPr>
+        <w:t xml:space="preserve">order book (BoP/EPC + IPP execution)</w:t>
+      </w:r>
+      <w:r>
+        <w:rPr>
+          <w:color w:val="666666"/>
+          <w:sz w:val="20"/>
+          <w:szCs w:val="20"/>
+        </w:rPr>
+        <w:t xml:space="preserve"> → </w:t>
+      </w:r>
+      <w:r>
+        <w:rPr>
+          <w:b w:val="false"/>
+          <w:bCs w:val="false"/>
+          <w:sz w:val="20"/>
+          <w:szCs w:val="20"/>
+        </w:rPr>
+        <w:t xml:space="preserve">wind-site execution pace (ROW/permits)</w:t>
+      </w:r>
+      <w:r>
+        <w:rPr>
+          <w:color w:val="666666"/>
+          <w:sz w:val="20"/>
+          <w:szCs w:val="20"/>
+        </w:rPr>
+        <w:t xml:space="preserve"> → </w:t>
+      </w:r>
+      <w:r>
+        <w:rPr>
+          <w:b w:val="false"/>
+          <w:bCs w:val="false"/>
+          <w:sz w:val="20"/>
+          <w:szCs w:val="20"/>
+        </w:rPr>
+        <w:t xml:space="preserve">revenue recognition on EPC billing</w:t>
+      </w:r>
+      <w:r>
+        <w:rPr>
+          <w:color w:val="666666"/>
+          <w:sz w:val="20"/>
+          <w:szCs w:val="20"/>
+        </w:rPr>
+        <w:t xml:space="preserve"> → </w:t>
+      </w:r>
+      <w:r>
+        <w:rPr>
+          <w:b w:val="false"/>
+          <w:bCs w:val="false"/>
+          <w:sz w:val="20"/>
+          <w:szCs w:val="20"/>
+        </w:rPr>
+        <w:t xml:space="preserve">input-cost pass-through / ROW cost absorption</w:t>
+      </w:r>
+      <w:r>
+        <w:rPr>
+          <w:color w:val="666666"/>
+          <w:sz w:val="20"/>
+          <w:szCs w:val="20"/>
+        </w:rPr>
+        <w:t xml:space="preserve"> → </w:t>
+      </w:r>
+      <w:r>
+        <w:rPr>
+          <w:b w:val="false"/>
+          <w:bCs w:val="false"/>
+          <w:sz w:val="20"/>
+          <w:szCs w:val="20"/>
+        </w:rPr>
+        <w:t xml:space="preserve">gross &amp; EBITDA margin</w:t>
+      </w:r>
+      <w:r>
+        <w:rPr>
+          <w:color w:val="666666"/>
+          <w:sz w:val="20"/>
+          <w:szCs w:val="20"/>
+        </w:rPr>
+        <w:t xml:space="preserve"> → </w:t>
+      </w:r>
+      <w:r>
+        <w:rPr>
+          <w:b w:val="false"/>
+          <w:bCs w:val="false"/>
+          <w:sz w:val="20"/>
+          <w:szCs w:val="20"/>
+        </w:rPr>
+        <w:t xml:space="preserve">PAT/FCF</w:t>
+      </w:r>
+    </w:p>
+    <w:p>
+      <w:pPr>
+        <w:spacing w:after="120"/>
+      </w:pPr>
+      <w:r>
+        <w:rPr>
+          <w:color w:val="666666"/>
+          <w:sz w:val="18"/>
+          <w:szCs w:val="18"/>
+        </w:rPr>
+        <w:t xml:space="preserve">Bottleneck link: input-cost pass-through / ROW cost absorption - margin, not volume, is now the binding constraint.</w:t>
+      </w:r>
+    </w:p>
+    <w:p>
+      <w:pPr>
+        <w:spacing w:after="120"/>
+      </w:pPr>
+      <w:r>
+        <w:rPr>
+          <w:color w:val="666666"/>
+          <w:sz w:val="18"/>
+          <w:szCs w:val="18"/>
+        </w:rPr>
+        <w:t xml:space="preserve">Operating leverage: no - Q1 FY27 showed revenue +126-137% YoY translate to PAT +~3% YoY as gross margin compressed from ~28% to ~20% QoQ on rising ROW costs and supply-chain cost shocks</w:t>
+      </w:r>
+    </w:p>
+    <w:p>
+      <w:pPr>
+        <w:spacing w:after="120"/>
+      </w:pPr>
+      <w:r>
+        <w:rPr>
+          <w:color w:val="666666"/>
+          <w:sz w:val="18"/>
+          <w:szCs w:val="18"/>
+        </w:rPr>
+        <w:t xml:space="preserve">Evidenced: order book (BoP/EPC + IPP execution); revenue recognition on EPC billing. Still assumed: input-cost pass-through / ROW cost absorption; gross &amp; EBITDA margin; PAT/FCF.</w:t>
       </w:r>
     </w:p>
     <w:p>
@@ -356,7 +1617,7 @@
           </w:tcPr>
           <w:p>
             <w:r>
-              <w:t xml:space="preserve">2026-09-09</w:t>
+              <w:t xml:space="preserve">2026-09-22</w:t>
             </w:r>
           </w:p>
         </w:tc>
@@ -383,7 +1644,7 @@
           </w:tcPr>
           <w:p>
             <w:r>
-              <w:t xml:space="preserve">Rs 233 · 8.66x P/E</w:t>
+              <w:t xml:space="preserve">Rs 237 · 8.65x P/E · 5.53x EV/EBITDA</w:t>
             </w:r>
           </w:p>
         </w:tc>
@@ -437,7 +1698,7 @@
           </w:tcPr>
           <w:p>
             <w:r>
-              <w:t xml:space="preserve">~9x trailing P/E prices a sharp slowdown / execution risk; even 10-15% EPS CAGR would justify a materially higher multiple for a 39% ROCE business</w:t>
+              <w:t xml:space="preserve">~8.65x trailing P/E still prices a sharp slowdown / execution risk, but Q1 FY27's margin miss gives the market genuine cover for that discount now, not just perceived RPT-dependence; even a modest EPS CAGR would justify a materially higher multiple for a ~39% ROCE business if margins stabilise</w:t>
             </w:r>
           </w:p>
         </w:tc>
@@ -464,7 +1725,7 @@
           </w:tcPr>
           <w:p>
             <w:r>
-              <w:t xml:space="preserve">revenue +25-40% on the wind-EPC order book + rising IPP/O&amp;M annuity, OPM ~20-22%, PAT +25-30%</w:t>
+              <w:t xml:space="preserve">revenue +30-40% (management's own cut guidance) on the wind-EPC order book + rising IPP/O&amp;M annuity; margin trajectory is now the swing factor after Q1 FY27's gross-margin compression (28%-&gt;20%) - if ROW/input costs prove transient, OPM should recover toward high-teens/~20% and PAT growth resumes double-digit; if not, PAT growth stays well below revenue growth as it did in Q1</w:t>
             </w:r>
           </w:p>
         </w:tc>
@@ -491,7 +1752,7 @@
           </w:tcPr>
           <w:p>
             <w:r>
-              <w:t xml:space="preserve">annuity mix (owned wind + O&amp;M) lifts through-cycle quality; capex funding and receivables the watch items</w:t>
+              <w:t xml:space="preserve">annuity mix (owned wind IPP + O&amp;M, targeting 100 MW) still lifts through-cycle quality, but FY28 now depends on FY27 margin recovery from the Q1 ROW/cost shock - capex funding, ROW cost trajectory, and order-book replenishment (order book itself has shrunk YoY, Rs 3,086cr Jun25 -&gt; Rs 2,250cr Jun26, as execution has outpaced fresh intake) are the key watch items</w:t>
             </w:r>
           </w:p>
         </w:tc>
@@ -518,7 +1779,7 @@
           </w:tcPr>
           <w:p>
             <w:r>
-              <w:t xml:space="preserve">underestimated</w:t>
+              <w:t xml:space="preserve">partially-priced</w:t>
             </w:r>
           </w:p>
         </w:tc>
@@ -545,7 +1806,7 @@
           </w:tcPr>
           <w:p>
             <w:r>
-              <w:t xml:space="preserve">duration</w:t>
+              <w:t xml:space="preserve">margin</w:t>
             </w:r>
           </w:p>
         </w:tc>
@@ -572,7 +1833,7 @@
           </w:tcPr>
           <w:p>
             <w:r>
-              <w:t xml:space="preserve">25% (our FY28 PAT vs implied)</w:t>
+              <w:t xml:space="preserve">not estimable</w:t>
             </w:r>
           </w:p>
         </w:tc>
@@ -599,7 +1860,7 @@
           </w:tcPr>
           <w:p>
             <w:r>
-              <w:t xml:space="preserve">39% ROCE, revenue up ~16x in 4 years, expanding into higher-quality IPP annuity - yet trades at ~9x earnings; the market treats it as a pure lumpy EPC contractor and discounts the annuity build.</w:t>
+              <w:t xml:space="preserve">39% ROCE, an IPP annuity build-out, and a now-better-quantified (~50/50, not 'most') RPT split argue the ~9x/~5.5x EV-EBITDA multiple is still cheap if margins normalise - but Q1 FY27's gross-margin compression (28%-&gt;20% QoQ) is real, recent evidence that some of the discount is earned, not just sentiment; left gap_magnitude_pct unquantified (null) rather than guess given the added margin uncertainty this pass, downgrading evidence_quality one notch versus pass-0</w:t>
             </w:r>
           </w:p>
         </w:tc>
@@ -626,7 +1887,7 @@
           </w:tcPr>
           <w:p>
             <w:r>
-              <w:t xml:space="preserve">weak</w:t>
+              <w:t xml:space="preserve">monitor</w:t>
             </w:r>
           </w:p>
         </w:tc>
@@ -645,6 +1906,35 @@
           <w:szCs w:val="16"/>
         </w:rPr>
         <w:t xml:space="preserve">no broker consensus; implied path is a reverse-P/E estimate + screener.in forward figures + VP thread view</w:t>
+      </w:r>
+    </w:p>
+    <w:p>
+      <w:pPr>
+        <w:spacing w:after="120" w:before="120"/>
+      </w:pPr>
+      <w:r>
+        <w:rPr>
+          <w:b/>
+          <w:bCs/>
+          <w:sz w:val="20"/>
+          <w:szCs w:val="20"/>
+        </w:rPr>
+        <w:t xml:space="preserve">Catalyst: </w:t>
+      </w:r>
+      <w:r>
+        <w:rPr>
+          <w:sz w:val="20"/>
+          <w:szCs w:val="20"/>
+        </w:rPr>
+        <w:t xml:space="preserve">Q2/Q3 FY27 prints showing whether the ROW/input-cost margin compression seen in Q1 FY27 is transient or a new structural lower-margin regime, alongside delivery against the newly-cut 30-40% FY27 growth guidance</w:t>
+      </w:r>
+      <w:r>
+        <w:rPr>
+          <w:color w:val="666666"/>
+          <w:sz w:val="18"/>
+          <w:szCs w:val="18"/>
+        </w:rPr>
+        <w:t xml:space="preserve"> (window ~6M from 2026-09-22; undated; evidence med; pending)</w:t>
       </w:r>
     </w:p>
     <w:p>
@@ -750,7 +2040,7 @@
           </w:tcPr>
           <w:p>
             <w:r>
-              <w:t xml:space="preserve">Wind-site development, EPCC and balance-of-plant contractor (does not supply the turbines - customers order WTGs directly); also a ~48.5 MW wind+solar IPP</w:t>
+              <w:t xml:space="preserve">Wind-site development, EPCC and balance-of-plant contractor (does not supply the turbines - customers order WTGs directly); also a ~48.5 MW wind+solar IPP targeting ~100 MW by FY27</w:t>
             </w:r>
           </w:p>
         </w:tc>
@@ -777,7 +2067,7 @@
           </w:tcPr>
           <w:p>
             <w:r>
-              <w:t xml:space="preserve">Wind-site pipeline (land, permits, evacuation) and execution bandwidth; turbine supply and financing sit with the customer</w:t>
+              <w:t xml:space="preserve">Wind-site pipeline (land, permits, evacuation, right-of-way) and execution bandwidth; turbine supply and financing sit with the customer. Q1 FY27 showed ROW cost inflation itself can become a margin bottleneck, not just a volume one.</w:t>
             </w:r>
           </w:p>
         </w:tc>
@@ -847,7 +2137,7 @@
           <w:sz w:val="18"/>
           <w:szCs w:val="18"/>
         </w:rPr>
-        <w:t xml:space="preserve">India's wind build-out (RE targets, repowering, hybrid tenders) is a genuine multi-year tailwind. KP Energy's BoP/EPC niche is real, but its order book is materially tied to group company KPI Green, which caps the pricing power and the multiple the market will pay.</w:t>
+        <w:t xml:space="preserve">India's wind build-out (RE targets, repowering, hybrid tenders) is a genuine multi-year tailwind. KP Energy's BoP/EPC niche is real and its order book is now confirmed only ~50% (not 'most') sourced from group company KPI Green, with a clean execution track record (Vagra IPP on time/budget) backing the Oct-2025 CARE rating upgrade - a real, if partial, execution moat. But BoP/EPC remains a competitively bid, commoditised, working-capital-heavy activity, and Q1 FY27's margin compression shows pricing/cost risk survives even with a healthy order book.</w:t>
       </w:r>
     </w:p>
     <w:p>
@@ -861,16 +2151,24 @@
           <w:sz w:val="20"/>
           <w:szCs w:val="20"/>
         </w:rPr>
-        <w:t xml:space="preserve">Growth trajectory: </w:t>
-      </w:r>
-      <w:r>
-        <w:rPr>
-          <w:b w:val="false"/>
-          <w:bCs w:val="false"/>
-          <w:sz w:val="20"/>
-          <w:szCs w:val="20"/>
-        </w:rPr>
-        <w:t xml:space="preserve">YoY growth rate is accelerating</w:t>
+        <w:t xml:space="preserve">Earnings quality: </w:t>
+      </w:r>
+      <w:r>
+        <w:rPr>
+          <w:sz w:val="20"/>
+          <w:szCs w:val="20"/>
+        </w:rPr>
+        <w:t xml:space="preserve">margin driver mixed</w:t>
+      </w:r>
+      <w:r>
+        <w:rPr>
+          <w:b/>
+          <w:bCs/>
+          <w:color w:val="A32020"/>
+          <w:sz w:val="20"/>
+          <w:szCs w:val="20"/>
+        </w:rPr>
+        <w:t xml:space="preserve">  — PEAK-MARGIN RISK: do not capitalise current margins</w:t>
       </w:r>
     </w:p>
     <w:p>
@@ -883,7 +2181,7 @@
           <w:sz w:val="18"/>
           <w:szCs w:val="18"/>
         </w:rPr>
-        <w:t xml:space="preserve">FY25 ~Rs 940 Cr revenue / ~Rs 115 Cr PAT; FY26 ~Rs 1,505 Cr / ~Rs 181 Cr (+~60% / +~57%); Q4FY26 sales +58% YoY, PAT +72%, QoQ +83% / +93% - strong but lumpy on execution timing.</w:t>
+        <w:t xml:space="preserve">Drivers: EPC/BoP execution timing and revenue mix; rising right-of-way (ROW) costs + supply-chain input-cost shocks (Q1 FY27); growing owned-IPP + O&amp;M annuity layer (higher, stickier margin).</w:t>
       </w:r>
     </w:p>
     <w:p>
@@ -896,7 +2194,56 @@
           <w:sz w:val="18"/>
           <w:szCs w:val="18"/>
         </w:rPr>
-        <w:t xml:space="preserve">Reverse P/E: ~9x trailing with ~60% growth and a 2x-revenue order book is cheap on growth; the market is holding the multiple down for RPT dependence and the FY26 guidance miss, not for lack of growth.</w:t>
+        <w:t xml:space="preserve">OPM rose 18%-&gt;21% through Q4FY26, then gross margin fell back to ~20% from ~28% QoQ in Q1 FY27 on rising ROW costs and supply-chain cost shocks - Q4FY26's margin level looks more cyclical/mix-driven than a new structural floor. Through-cycle OPM is probably closer to high-teens until the IPP/O&amp;M annuity mix scales enough (toward the ~100 MW target) to lift the floor structurally.</w:t>
+      </w:r>
+    </w:p>
+    <w:p>
+      <w:pPr>
+        <w:spacing w:after="60" w:before="120"/>
+      </w:pPr>
+      <w:r>
+        <w:rPr>
+          <w:b/>
+          <w:bCs/>
+          <w:sz w:val="20"/>
+          <w:szCs w:val="20"/>
+        </w:rPr>
+        <w:t xml:space="preserve">Growth trajectory: </w:t>
+      </w:r>
+      <w:r>
+        <w:rPr>
+          <w:b w:val="false"/>
+          <w:bCs w:val="false"/>
+          <w:sz w:val="20"/>
+          <w:szCs w:val="20"/>
+        </w:rPr>
+        <w:t xml:space="preserve">YoY growth rate is lumpy</w:t>
+      </w:r>
+    </w:p>
+    <w:p>
+      <w:pPr>
+        <w:spacing w:after="120"/>
+      </w:pPr>
+      <w:r>
+        <w:rPr>
+          <w:color w:val="666666"/>
+          <w:sz w:val="18"/>
+          <w:szCs w:val="18"/>
+        </w:rPr>
+        <w:t xml:space="preserve">FY25 ~Rs 940 Cr revenue / ~Rs 115 Cr PAT; FY26 ~Rs 1,505 Cr / ~Rs 181 Cr (+~60% / +~57%); Q4FY26 sales +58% YoY, PAT +72%, QoQ +83% / +93%, OPM 18%-&gt;21%; Q1 FY27 revenue +126-137% YoY to ~Rs 520 Cr but PAT only +~3% YoY to ~Rs 26 Cr as gross margin fell 28%-&gt;20% QoQ on ROW/input cost shocks - revenue and profit growth have decoupled for the first time in this series. Downgraded from 'accelerating' to 'lumpy' this pass given the Q1 FY27 margin/PAT disconnect and the order-book RPT/EPC project-timing nature of the business.</w:t>
+      </w:r>
+    </w:p>
+    <w:p>
+      <w:pPr>
+        <w:spacing w:after="120"/>
+      </w:pPr>
+      <w:r>
+        <w:rPr>
+          <w:color w:val="666666"/>
+          <w:sz w:val="18"/>
+          <w:szCs w:val="18"/>
+        </w:rPr>
+        <w:t xml:space="preserve">Reverse P/E: ~8.65x trailing P/E / ~5.5x EV-EBITDA still prices a slowdown, but Q1 FY27's margin miss gives the market real, demonstrated cover for the discount - not just perceived RPT-dependence as pass-0 framed it. The multiple likely re-rates only once 2-3 quarters confirm the ROW/cost shock was transient rather than a new structural margin level.</w:t>
       </w:r>
     </w:p>
     <w:p>
@@ -978,7 +2325,7 @@
           </w:tcPr>
           <w:p>
             <w:r>
-              <w:t xml:space="preserve">Reinvesting in the IPP (targeting ~100 MW) and EPC capacity; part of the KP group with inter-group order flow (KPI Green is a major customer)</w:t>
+              <w:t xml:space="preserve">Reinvesting in the IPP (targeting ~100 MW, Vagra 28.6 MW delivered on time/budget) and EPC capacity at ~37-39% ROCE; part of the KP group with inter-group order flow (KPI Green is ~50% of the order book per the Q1 FY27 disclosure) (disciplined)</w:t>
             </w:r>
           </w:p>
         </w:tc>
@@ -1005,7 +2352,7 @@
           </w:tcPr>
           <w:p>
             <w:r>
-              <w:t xml:space="preserve">concerning</w:t>
+              <w:t xml:space="preserve">unclear</w:t>
             </w:r>
           </w:p>
         </w:tc>
@@ -1032,7 +2379,7 @@
           </w:tcPr>
           <w:p>
             <w:r>
-              <w:t xml:space="preserve">over-promises</w:t>
+              <w:t xml:space="preserve">mixed</w:t>
             </w:r>
           </w:p>
         </w:tc>
@@ -1059,7 +2406,7 @@
           </w:tcPr>
           <w:p>
             <w:r>
-              <w:t xml:space="preserve">—</w:t>
+              <w:t xml:space="preserve">unclear</w:t>
             </w:r>
           </w:p>
         </w:tc>
@@ -1086,7 +2433,7 @@
           </w:tcPr>
           <w:p>
             <w:r>
-              <w:t xml:space="preserve">Adding an owned-IPP annuity layer alongside the EPC/BoP contracting base</w:t>
+              <w:t xml:space="preserve">Adding an owned-IPP annuity layer alongside the EPC/BoP contracting base; CARE's Oct-2025 upgrade cites the Vagra IPP as a proof point of moving up from pure contracting to owned, annuity-generating assets</w:t>
             </w:r>
           </w:p>
         </w:tc>
@@ -1252,7 +2599,7 @@
           </w:tcPr>
           <w:p>
             <w:r>
-              <w:t xml:space="preserve">expanding</w:t>
+              <w:t xml:space="preserve">unclear</w:t>
             </w:r>
           </w:p>
         </w:tc>
@@ -1316,7 +2663,7 @@
           <w:sz w:val="18"/>
           <w:szCs w:val="18"/>
         </w:rPr>
-        <w:t xml:space="preserve">Screener FY18-FY26: rev growth &gt;=10% AND ROCE &gt;=15% both cleared in 4 of 9 (FY22 247%/44%, FY23 75%/38%, FY25 99%/39%, FY26 60%/39%). Misses are mostly lumpy wind-EPC revenue timing (FY18 -46%, FY21 -4%, FY24 +8%) or an early low-ROCE year (FY19 7%); ROCE has been 38-44% in every delivery year since FY22.</w:t>
+        <w:t xml:space="preserve">Screener FY18-FY26: rev growth &gt;=10% AND ROCE &gt;=15% both cleared in 4 of 9 (FY22 247%/44%, FY23 75%/38%, FY25 99%/39%, FY26 60%/39%). Misses are mostly lumpy wind-EPC revenue timing (FY18 -46%, FY21 -4%, FY24 +8%) or an early low-ROCE year (FY19 7%); ROCE has been 38-44% in every delivery year since FY22. Unaffected by this pass (annual-cadence metric); Q1 FY27's margin compression is a quarterly, not yet annual, signal.</w:t>
       </w:r>
     </w:p>
     <w:p>
@@ -1325,15 +2672,88 @@
         <w:spacing w:after="120" w:before="280"/>
       </w:pPr>
       <w:r>
-        <w:t xml:space="preserve">Technical Read (Weekly / Monthly MACD + Bollinger Bands, or RSI/CCI/Williams %R proxy)</w:t>
-      </w:r>
-    </w:p>
-    <w:p>
-      <w:pPr>
-        <w:spacing w:after="120"/>
-      </w:pPr>
-      <w:r>
-        <w:t xml:space="preserve">Not pulled - Tier-A escalation not warranted at this conviction.</w:t>
+        <w:t xml:space="preserve">Fundamentals-Gap Checks (shareholding · working capital · sector KPIs · scenario analysis)</w:t>
+      </w:r>
+    </w:p>
+    <w:p>
+      <w:pPr>
+        <w:spacing w:after="120"/>
+      </w:pPr>
+      <w:r>
+        <w:rPr>
+          <w:i/>
+          <w:iCs/>
+          <w:color w:val="666666"/>
+          <w:sz w:val="18"/>
+          <w:szCs w:val="18"/>
+        </w:rPr>
+        <w:t xml:space="preserve">Extra fundamentals extracted from the same filings — informational only, not yet consumed by any scoring script.</w:t>
+      </w:r>
+    </w:p>
+    <w:p>
+      <w:pPr>
+        <w:spacing w:after="120"/>
+      </w:pPr>
+      <w:r>
+        <w:rPr>
+          <w:b/>
+          <w:bCs/>
+          <w:sz w:val="20"/>
+          <w:szCs w:val="20"/>
+        </w:rPr>
+        <w:t xml:space="preserve">Sector KPIs:</w:t>
+      </w:r>
+    </w:p>
+    <w:p>
+      <w:pPr>
+        <w:pStyle w:val="ListParagraph"/>
+        <w:numPr>
+          <w:ilvl w:val="0"/>
+          <w:numId w:val="1"/>
+        </w:numPr>
+        <w:spacing w:after="60"/>
+      </w:pPr>
+      <w:r>
+        <w:t xml:space="preserve">Order book / TTM revenue: ~1.25x (Rs 2,250 Cr order book / ~Rs 1,806 Cr TTM revenue, Jun 2026) (declining) — down from ~2x FY26 revenue disclosed earlier in the year, as execution has converted backlog to revenue faster than fresh order intake has replenished it</w:t>
+      </w:r>
+    </w:p>
+    <w:p>
+      <w:pPr>
+        <w:pStyle w:val="ListParagraph"/>
+        <w:numPr>
+          <w:ilvl w:val="0"/>
+          <w:numId w:val="1"/>
+        </w:numPr>
+        <w:spacing w:after="60"/>
+      </w:pPr>
+      <w:r>
+        <w:t xml:space="preserve">Order book RPT share (KPI Green): ~50% of the Rs 2,250 Cr order book from related-party KPI Green, ~50% non-related (unclear) — first time this split has been explicitly quantified in research to date - better than the VP thread's qualitative 'most of order book' framing, but no historical trend point exists yet to call a direction</w:t>
+      </w:r>
+    </w:p>
+    <w:p>
+      <w:pPr>
+        <w:pStyle w:val="ListParagraph"/>
+        <w:numPr>
+          <w:ilvl w:val="0"/>
+          <w:numId w:val="1"/>
+        </w:numPr>
+        <w:spacing w:after="60"/>
+      </w:pPr>
+      <w:r>
+        <w:t xml:space="preserve">Owned IPP capacity: ~48.5 MW (37 MW wind + 11.5 MW solar) vs a ~100 MW FY27 target; includes the 28.6 MW Vagra wind IPP commissioned without cost or time overrun (improving) — CARE Ratings (Oct 2025) cites this as a concrete execution proof point</w:t>
+      </w:r>
+    </w:p>
+    <w:p>
+      <w:pPr>
+        <w:pStyle w:val="ListParagraph"/>
+        <w:numPr>
+          <w:ilvl w:val="0"/>
+          <w:numId w:val="1"/>
+        </w:numPr>
+        <w:spacing w:after="60"/>
+      </w:pPr>
+      <w:r>
+        <w:t xml:space="preserve">Quarterly gross margin: Q4FY26 ~28%, Q1FY27 ~20% (sequential compression) (declining) — management attributes the fall to right-of-way cost escalation and supply-chain cost shocks, not a demand or pricing issue</w:t>
       </w:r>
     </w:p>
     <w:p>
@@ -1342,6 +2762,23 @@
         <w:spacing w:after="120" w:before="280"/>
       </w:pPr>
       <w:r>
+        <w:t xml:space="preserve">Technical Read (Weekly / Monthly MACD + Bollinger Bands, or RSI/CCI/Williams %R proxy)</w:t>
+      </w:r>
+    </w:p>
+    <w:p>
+      <w:pPr>
+        <w:spacing w:after="120"/>
+      </w:pPr>
+      <w:r>
+        <w:t xml:space="preserve">Not pulled - Tier-A escalation not warranted at this conviction.</w:t>
+      </w:r>
+    </w:p>
+    <w:p>
+      <w:pPr>
+        <w:pStyle w:val="Heading1"/>
+        <w:spacing w:after="120" w:before="280"/>
+      </w:pPr>
+      <w:r>
         <w:t xml:space="preserve">ValuePickr Community Signal</w:t>
       </w:r>
     </w:p>
@@ -1408,46 +2845,46 @@
         <w:spacing w:after="60"/>
       </w:pPr>
       <w:r>
-        <w:t xml:space="preserve">Cheap (~9x earnings / ~1x sales) with FY26 PAT at a record ~Rs 181 Cr and ~60% growth</w:t>
-      </w:r>
-    </w:p>
-    <w:p>
-      <w:pPr>
-        <w:pStyle w:val="ListParagraph"/>
-        <w:numPr>
-          <w:ilvl w:val="0"/>
-          <w:numId w:val="1"/>
-        </w:numPr>
-        <w:spacing w:after="60"/>
-      </w:pPr>
-      <w:r>
-        <w:t xml:space="preserve">~2.2 GW / ~Rs 3,000+ Cr order book (~2x FY26 revenue) against a real wind-capex tailwind</w:t>
-      </w:r>
-    </w:p>
-    <w:p>
-      <w:pPr>
-        <w:pStyle w:val="ListParagraph"/>
-        <w:numPr>
-          <w:ilvl w:val="0"/>
-          <w:numId w:val="1"/>
-        </w:numPr>
-        <w:spacing w:after="60"/>
-      </w:pPr>
-      <w:r>
-        <w:t xml:space="preserve">OPM stepping up (~18% -&gt; ~21%); growing owned-IPP annuity layer (~48.5 MW -&gt; ~100 MW target)</w:t>
-      </w:r>
-    </w:p>
-    <w:p>
-      <w:pPr>
-        <w:pStyle w:val="ListParagraph"/>
-        <w:numPr>
-          <w:ilvl w:val="0"/>
-          <w:numId w:val="1"/>
-        </w:numPr>
-        <w:spacing w:after="60"/>
-      </w:pPr>
-      <w:r>
-        <w:t xml:space="preserve">Gujarat HC land dispute resolved in the company's favour; promoter holding stabilised</w:t>
+        <w:t xml:space="preserve">Cheap on every metric checked (~8.65x P/E, ~5.5x EV/EBITDA, ~1x sales - all below the stock's own 5-yr median) with FY26 PAT at a record ~Rs 181 Cr and ~60% growth</w:t>
+      </w:r>
+    </w:p>
+    <w:p>
+      <w:pPr>
+        <w:pStyle w:val="ListParagraph"/>
+        <w:numPr>
+          <w:ilvl w:val="0"/>
+          <w:numId w:val="1"/>
+        </w:numPr>
+        <w:spacing w:after="60"/>
+      </w:pPr>
+      <w:r>
+        <w:t xml:space="preserve">~2.16 GW / ~Rs 2,250 Cr order book against a real wind-capex tailwind; RPT dependence less severe than feared - Q1 FY27 concall disclosed ~50% KPI Green / ~50% non-related, not the 'most of order book' framing from the VP thread</w:t>
+      </w:r>
+    </w:p>
+    <w:p>
+      <w:pPr>
+        <w:pStyle w:val="ListParagraph"/>
+        <w:numPr>
+          <w:ilvl w:val="0"/>
+          <w:numId w:val="1"/>
+        </w:numPr>
+        <w:spacing w:after="60"/>
+      </w:pPr>
+      <w:r>
+        <w:t xml:space="preserve">CARE Ratings upgrade (Oct 2025) with a concrete execution proof point - 28.6 MW Vagra wind IPP commissioned without cost or time overrun; growing owned-IPP annuity layer (~48.5 MW -&gt; ~100 MW target)</w:t>
+      </w:r>
+    </w:p>
+    <w:p>
+      <w:pPr>
+        <w:pStyle w:val="ListParagraph"/>
+        <w:numPr>
+          <w:ilvl w:val="0"/>
+          <w:numId w:val="1"/>
+        </w:numPr>
+        <w:spacing w:after="60"/>
+      </w:pPr>
+      <w:r>
+        <w:t xml:space="preserve">Gujarat HC land dispute resolved in the company's favour; promoter holding stable ~45%, zero pledge</w:t>
       </w:r>
     </w:p>
     <w:p>
@@ -1469,46 +2906,46 @@
         <w:spacing w:after="60"/>
       </w:pPr>
       <w:r>
-        <w:t xml:space="preserve">Order book materially dependent on group company KPI Green - KP Energy is largely a captive EPC arm, which caps pricing power and the multiple</w:t>
-      </w:r>
-    </w:p>
-    <w:p>
-      <w:pPr>
-        <w:pStyle w:val="ListParagraph"/>
-        <w:numPr>
-          <w:ilvl w:val="0"/>
-          <w:numId w:val="1"/>
-        </w:numPr>
-        <w:spacing w:after="60"/>
-      </w:pPr>
-      <w:r>
-        <w:t xml:space="preserve">Management over-promised on FY26 (guided ~Rs 2,500 Cr / ~Rs 275-300 Cr PAT, delivered ~Rs 1,505 Cr / ~Rs 181 Cr)</w:t>
-      </w:r>
-    </w:p>
-    <w:p>
-      <w:pPr>
-        <w:pStyle w:val="ListParagraph"/>
-        <w:numPr>
-          <w:ilvl w:val="0"/>
-          <w:numId w:val="1"/>
-        </w:numPr>
-        <w:spacing w:after="60"/>
-      </w:pPr>
-      <w:r>
-        <w:t xml:space="preserve">Wind BoP/EPC is a low-multiple, execution-timing-driven, working-capital-heavy activity</w:t>
-      </w:r>
-    </w:p>
-    <w:p>
-      <w:pPr>
-        <w:pStyle w:val="ListParagraph"/>
-        <w:numPr>
-          <w:ilvl w:val="0"/>
-          <w:numId w:val="1"/>
-        </w:numPr>
-        <w:spacing w:after="60"/>
-      </w:pPr>
-      <w:r>
-        <w:t xml:space="preserve">Promoter holding ~45% (down from ~69% in 2020 after a co-promoter exit); RPT trend a concern</w:t>
+        <w:t xml:space="preserve">Q1 FY27 (Jun 2026): revenue +126-137% YoY but PAT only +~3% YoY - gross margin fell to ~20% from ~28% QoQ on rising right-of-way costs and supply-chain cost shocks; growth and profit have decoupled for the first time in the disclosed series</w:t>
+      </w:r>
+    </w:p>
+    <w:p>
+      <w:pPr>
+        <w:pStyle w:val="ListParagraph"/>
+        <w:numPr>
+          <w:ilvl w:val="0"/>
+          <w:numId w:val="1"/>
+        </w:numPr>
+        <w:spacing w:after="60"/>
+      </w:pPr>
+      <w:r>
+        <w:t xml:space="preserve">FY27 revenue-growth guidance cut mid-year to 30-40% citing Gujarat ROW/farmer-protest execution risk - a second consecutive guidance disappointment even though this one was proactively flagged rather than delivered as a silent miss</w:t>
+      </w:r>
+    </w:p>
+    <w:p>
+      <w:pPr>
+        <w:pStyle w:val="ListParagraph"/>
+        <w:numPr>
+          <w:ilvl w:val="0"/>
+          <w:numId w:val="1"/>
+        </w:numPr>
+        <w:spacing w:after="60"/>
+      </w:pPr>
+      <w:r>
+        <w:t xml:space="preserve">Order book itself has shrunk YoY (~Rs 3,086 Cr Jun 2025 -&gt; ~Rs 2,250 Cr Jun 2026) as execution has outpaced fresh order intake - growth visibility beyond FY27 needs replenishment; ~50% of the order book still sits with group company KPI Green</w:t>
+      </w:r>
+    </w:p>
+    <w:p>
+      <w:pPr>
+        <w:pStyle w:val="ListParagraph"/>
+        <w:numPr>
+          <w:ilvl w:val="0"/>
+          <w:numId w:val="1"/>
+        </w:numPr>
+        <w:spacing w:after="60"/>
+      </w:pPr>
+      <w:r>
+        <w:t xml:space="preserve">Wind BoP/EPC remains a low-multiple, execution-timing-driven, working-capital-heavy activity; promoter holding ~45% (down from ~69% in 2020 after a co-promoter exit)</w:t>
       </w:r>
     </w:p>
     <w:p>
@@ -1529,7 +2966,7 @@
           <w:b/>
           <w:bCs/>
         </w:rPr>
-        <w:t xml:space="preserve">Small-cap (~Rs 1,631 Cr)</w:t>
+        <w:t xml:space="preserve">Small-cap (~Rs 1,574 Cr)</w:t>
       </w:r>
     </w:p>
     <w:p>
@@ -1565,7 +3002,7 @@
           <w:sz w:val="20"/>
           <w:szCs w:val="20"/>
         </w:rPr>
-        <w:t xml:space="preserve">4-box gate — tailwind: yes · TAM: weak · moat: no · valuation: yes  (score 2.5 / 4)</w:t>
+        <w:t xml:space="preserve">4-box gate — tailwind: yes · TAM: weak · moat: weak · valuation: yes  (score 3 / 4)</w:t>
       </w:r>
     </w:p>
     <w:p>
@@ -1580,7 +3017,7 @@
           <w:sz w:val="20"/>
           <w:szCs w:val="20"/>
         </w:rPr>
-        <w:t xml:space="preserve">Verdict: India's wind build-out is 'a genuine multi-year tailwind' (yes); but order book materially tied to group co KPI Green explicitly 'caps the pricing power and multiple' (moat=no); '~9x trailing... cheap on growth' (valuation=yes).</w:t>
+        <w:t xml:space="preserve">tailwind=yes (India's wind build-out is a genuine multi-year tailwind). tam=weak (BoP/EPC niche has real but capped headroom). moat upgraded no-&gt;weak this pass: the Q1 FY27 concall's explicit ~50% KPI-Green/~50%-non-related order-book split is materially better than the thread's 'most of order book' framing, and CARE's Oct-2025 upgrade cites clean on-time/on-budget execution of the 28.6 MW Vagra IPP - a real if partial execution edge; still weak not yes because BoP/EPC is commoditised/competitively bid and Q1 FY27 showed margins are genuinely volatile. valuation=yes (~8.65x P/E, ~5.5x EV/EBITDA, ~1x sales - all below 5-yr median).</w:t>
       </w:r>
     </w:p>
     <w:p>
@@ -1603,46 +3040,46 @@
           <w:sz w:val="24"/>
           <w:szCs w:val="24"/>
         </w:rPr>
-        <w:t xml:space="preserve">Cheap, fast-growing wind BoP/EPC contractor with a 2x-revenue order book - scored 10x-in-2-3-years at Low conviction, unconfirmed, with the KPI-Green customer dependence and FY26 guidance miss as explicit caps on the re-rate</w:t>
-      </w:r>
-    </w:p>
-    <w:p>
-      <w:pPr>
-        <w:pStyle w:val="ListParagraph"/>
-        <w:numPr>
-          <w:ilvl w:val="0"/>
-          <w:numId w:val="1"/>
-        </w:numPr>
-        <w:spacing w:after="60"/>
-      </w:pPr>
-      <w:r>
-        <w:t xml:space="preserve">Sovrenn-news seed (tier 4.65). The Sovrenn trigger (Q4FY26 sales +58% YoY, PAT +72%, OPM 18% -&gt; 21%) holds up and FY26 PAT is a record ~Rs 181 Cr. Per the trailing-vs-live rule: strong trajectory + a 2x-revenue order book + a cheap small-cap -&gt; 10x-in-2-3-years at Low conviction with an 'unconfirmed' caveat.</w:t>
-      </w:r>
-    </w:p>
-    <w:p>
-      <w:pPr>
-        <w:pStyle w:val="ListParagraph"/>
-        <w:numPr>
-          <w:ilvl w:val="0"/>
-          <w:numId w:val="1"/>
-        </w:numPr>
-        <w:spacing w:after="60"/>
-      </w:pPr>
-      <w:r>
-        <w:t xml:space="preserve">The thread supplies the caps: the order book is largely sourced from group company KPI Green (KP Energy is effectively a captive EPC arm), and management guided ~Rs 2,500 Cr / ~Rs 275-300 Cr PAT for FY26 but delivered ~Rs 1,505 Cr / ~Rs 181 Cr. Both hold the multiple at ~9x for good reason and cap the re-rate a true 10x would need. rpt_trend 'concerning', guidance_credibility 'over-promises', management assessment 'concern'.</w:t>
-      </w:r>
-    </w:p>
-    <w:p>
-      <w:pPr>
-        <w:pStyle w:val="ListParagraph"/>
-        <w:numPr>
-          <w:ilvl w:val="0"/>
-          <w:numId w:val="1"/>
-        </w:numPr>
-        <w:spacing w:after="60"/>
-      </w:pPr>
-      <w:r>
-        <w:t xml:space="preserve">Promoter holding ~45% (down from ~69% in 2020 after a co-promoter exit) has been stable since - a historical concern, not a live collapse, so no HIGH CAUTION tier. No SEBI/auditor issue. Live-theme: wind is not a listed active theme (EV/BESS priority-2 is only adjacent). conviction Low-Medium; revisit_after_30d false. Re-check on FY27 delivery vs guidance and any reduction in KPI-Green revenue concentration.</w:t>
+        <w:t xml:space="preserve">Cheap, fast-growing wind BoP/EPC contractor whose order book is less captive-to-KPI-Green than feared (~50/50, not 'most'), but Q1 FY27 exposed a real margin-execution risk (revenue +126% YoY, PAT +~3%) that now shares the discount-justification role with RPT dependence - four_box firms to 3.0 (moat weak-not-no) yet conviction held at Low-Medium pending 2-3 quarters of margin clarity</w:t>
+      </w:r>
+    </w:p>
+    <w:p>
+      <w:pPr>
+        <w:pStyle w:val="ListParagraph"/>
+        <w:numPr>
+          <w:ilvl w:val="0"/>
+          <w:numId w:val="1"/>
+        </w:numPr>
+        <w:spacing w:after="60"/>
+      </w:pPr>
+      <w:r>
+        <w:t xml:space="preserve">Sovrenn-news seed (tier 4.65). The Sovrenn trigger (Q4FY26 sales +58% YoY, PAT +72%, OPM 18% -&gt; 21%) holds up and FY26 PAT is a record ~Rs 181 Cr. Per the trailing-vs-live rule: strong trajectory + a ~2.16 GW order book + a cheap small-cap -&gt; 10x-in-2-3-years, now supported mechanically too: four_box score moved from 2.5 to 3.0 this pass (moat upgraded no-&gt;weak on the Q1 FY27 concall's explicit ~50/50 RPT disclosure and the CARE-cited Vagra IPP execution track record), so the label is permitted on the &gt;=3.0 row without needing the unconfirmed-exception language.</w:t>
+      </w:r>
+    </w:p>
+    <w:p>
+      <w:pPr>
+        <w:pStyle w:val="ListParagraph"/>
+        <w:numPr>
+          <w:ilvl w:val="0"/>
+          <w:numId w:val="1"/>
+        </w:numPr>
+        <w:spacing w:after="60"/>
+      </w:pPr>
+      <w:r>
+        <w:t xml:space="preserve">Deep-dive pass 1 (2026-09-22) found two offsetting updates versus the sovrenn-seed read. Positive: the order book is only ~50% KPI Green, not 'most' as the thread implied, and CARE upgraded the credit rating (Oct 2025) on a clean 28.6 MW Vagra IPP execution track record - rpt_trend downgraded from 'concerning' to 'unclear' (no real trend data, just a better first data point) and guidance_credibility from 'over-promises' to 'mixed' (FY27's guide-down was proactive, not a silent miss). Negative and new: Q1 FY27 (Jun 2026) revenue surged +126-137% YoY but PAT grew only ~3% as gross margin fell 28%-&gt;20% QoQ on ROW/input-cost shocks - the first quarter where growth and profit have decoupled - and FY27 growth guidance was cut to 30-40%. This is now a real, demonstrated reason for the ~9x multiple, not just a perceived RPT-dependence discount.</w:t>
+      </w:r>
+    </w:p>
+    <w:p>
+      <w:pPr>
+        <w:pStyle w:val="ListParagraph"/>
+        <w:numPr>
+          <w:ilvl w:val="0"/>
+          <w:numId w:val="1"/>
+        </w:numPr>
+        <w:spacing w:after="60"/>
+      </w:pPr>
+      <w:r>
+        <w:t xml:space="preserve">Net: conviction held at Low-Medium (not raised despite the four_box improvement, not cut despite the margin miss) - the two updates roughly offset. Promoter holding ~45% (down from ~69% in 2020 after a co-promoter exit) has been stable since - a historical concern, not a live collapse, so no HIGH CAUTION tier. No SEBI/auditor issue found. conviction_score/master_score etc. are owned by the automated pipeline, not touched here. Re-check on Q2/Q3 FY27 prints for whether the ROW/cost-shock margin compression proves transient, and on any further order-book RPT-mix disclosure.</w:t>
       </w:r>
     </w:p>
     <w:p>

--- a/projects/valuepickr-open-screen/docs/KP Energy.docx
+++ b/projects/valuepickr-open-screen/docs/KP Energy.docx
@@ -3098,6 +3098,171 @@
           <w:szCs w:val="18"/>
         </w:rPr>
         <w:t xml:space="preserve">This is independent research and analysis for informational purposes only, not personalized financial or investment advice. Past multi-bagger performance and forum/social sentiment are not indicators of future returns. Do your own due diligence before investing.</w:t>
+      </w:r>
+    </w:p>
+    <w:p/>
+    <w:p>
+      <w:r>
+        <w:rPr>
+          <w:b/>
+          <w:sz w:val="28"/>
+        </w:rPr>
+        <w:t>🔄 RESEARCH UPDATE - 2026-10-05</w:t>
+      </w:r>
+    </w:p>
+    <w:p>
+      <w:r>
+        <w:rPr>
+          <w:b/>
+        </w:rPr>
+        <w:t>📊 Key Metrics:</w:t>
+      </w:r>
+    </w:p>
+    <w:p>
+      <w:pPr>
+        <w:ind w:left="360"/>
+      </w:pPr>
+      <w:r>
+        <w:t xml:space="preserve">  • Company: KP Energy Ltd</w:t>
+      </w:r>
+    </w:p>
+    <w:p>
+      <w:pPr>
+        <w:ind w:left="360"/>
+      </w:pPr>
+      <w:r>
+        <w:t xml:space="preserve">  • Conviction: Not rated</w:t>
+      </w:r>
+    </w:p>
+    <w:p>
+      <w:pPr>
+        <w:ind w:left="360"/>
+      </w:pPr>
+      <w:r>
+        <w:t xml:space="preserve">  • Thesis: 10x-in-2-3-years</w:t>
+      </w:r>
+    </w:p>
+    <w:p>
+      <w:pPr>
+        <w:ind w:left="360"/>
+      </w:pPr>
+      <w:r>
+        <w:t xml:space="preserve">  • 4-Box Score: 3.0</w:t>
+      </w:r>
+    </w:p>
+    <w:p>
+      <w:pPr>
+        <w:ind w:left="360"/>
+      </w:pPr>
+      <w:r>
+        <w:t xml:space="preserve">  • Research Date: 2026-09-22</w:t>
+      </w:r>
+    </w:p>
+    <w:p>
+      <w:pPr>
+        <w:ind w:left="360"/>
+      </w:pPr>
+      <w:r>
+        <w:t xml:space="preserve">  • Red Flag: None</w:t>
+      </w:r>
+    </w:p>
+    <w:p/>
+    <w:p>
+      <w:r>
+        <w:rPr>
+          <w:b/>
+        </w:rPr>
+        <w:t>📝 Verdict:</w:t>
+      </w:r>
+    </w:p>
+    <w:p>
+      <w:pPr>
+        <w:ind w:left="360"/>
+      </w:pPr>
+      <w:r>
+        <w:t>Cheap, fast-growing wind BoP/EPC contractor whose order book is less captive-to-KPI-Green than feared (~50/50, not 'most'), but Q1 FY27 exposed a real margin-execution risk (revenue +126% YoY, PAT +~3%) that now shares the discount-justification role with RPT dependence - four_box firms to 3.0 (moat weak-not-no) yet conviction held at Low-Medium pending 2-3 quarters of margin clarity</w:t>
+      </w:r>
+    </w:p>
+    <w:p/>
+    <w:p>
+      <w:r>
+        <w:rPr>
+          <w:b/>
+        </w:rPr>
+        <w:t>📈 Bull Case:</w:t>
+      </w:r>
+    </w:p>
+    <w:p>
+      <w:pPr>
+        <w:ind w:left="360"/>
+      </w:pPr>
+      <w:r>
+        <w:t>Cheap on every metric checked (~8.65x P/E, ~5.5x EV/EBITDA, ~1x sales - all below the stock's own 5-yr median) with FY26 PAT at a record ~Rs 181 Cr and ~60% growth</w:t>
+      </w:r>
+    </w:p>
+    <w:p>
+      <w:pPr>
+        <w:ind w:left="360"/>
+      </w:pPr>
+      <w:r>
+        <w:t>~2.16 GW / ~Rs 2,250 Cr order book against a real wind-capex tailwind; RPT dependence less severe than feared - Q1 FY27 concall disclosed ~50% KPI Green / ~50% non-related, not the 'most of order book' framing from the VP thread</w:t>
+      </w:r>
+    </w:p>
+    <w:p>
+      <w:pPr>
+        <w:ind w:left="360"/>
+      </w:pPr>
+      <w:r>
+        <w:t>CARE Ratings upgrade (Oct 2025) with a concrete execution proof point - 28.6 MW Vagra wind IPP commissioned without cost or time overrun; growing owned-IPP annuity layer (~48.5 MW -&gt; ~100 MW target)</w:t>
+      </w:r>
+    </w:p>
+    <w:p>
+      <w:pPr>
+        <w:ind w:left="360"/>
+      </w:pPr>
+      <w:r>
+        <w:t>Gujarat HC land dispute resolved in the company's favour; promoter holding stable ~45%, zero pledge</w:t>
+      </w:r>
+    </w:p>
+    <w:p/>
+    <w:p>
+      <w:r>
+        <w:rPr>
+          <w:b/>
+        </w:rPr>
+        <w:t>📉 Bear Case:</w:t>
+      </w:r>
+    </w:p>
+    <w:p>
+      <w:pPr>
+        <w:ind w:left="360"/>
+      </w:pPr>
+      <w:r>
+        <w:t>Q1 FY27 (Jun 2026): revenue +126-137% YoY but PAT only +~3% YoY - gross margin fell to ~20% from ~28% QoQ on rising right-of-way costs and supply-chain cost shocks; growth and profit have decoupled for the first time in the disclosed series</w:t>
+      </w:r>
+    </w:p>
+    <w:p>
+      <w:pPr>
+        <w:ind w:left="360"/>
+      </w:pPr>
+      <w:r>
+        <w:t>FY27 revenue-growth guidance cut mid-year to 30-40% citing Gujarat ROW/farmer-protest execution risk - a second consecutive guidance disappointment even though this one was proactively flagged rather than delivered as a silent miss</w:t>
+      </w:r>
+    </w:p>
+    <w:p>
+      <w:pPr>
+        <w:ind w:left="360"/>
+      </w:pPr>
+      <w:r>
+        <w:t>Order book itself has shrunk YoY (~Rs 3,086 Cr Jun 2025 -&gt; ~Rs 2,250 Cr Jun 2026) as execution has outpaced fresh order intake - growth visibility beyond FY27 needs replenishment; ~50% of the order book still sits with group company KPI Green</w:t>
+      </w:r>
+    </w:p>
+    <w:p>
+      <w:pPr>
+        <w:ind w:left="360"/>
+      </w:pPr>
+      <w:r>
+        <w:t>Wind BoP/EPC remains a low-multiple, execution-timing-driven, working-capital-heavy activity; promoter holding ~45% (down from ~69% in 2020 after a co-promoter exit)</w:t>
       </w:r>
     </w:p>
     <w:sectPr>
